--- a/DOCS_DA_CONVERTIRE/bsmariamaggiore_es.docx
+++ b/DOCS_DA_CONVERTIRE/bsmariamaggiore_es.docx
@@ -1,657 +1,3109 @@
 
 <file path=word/document.xml><?xml version="1.0" encoding="utf-8"?>
-<w:document xmlns:wpc="http://schemas.microsoft.com/office/word/2010/wordprocessingCanvas" xmlns:cx="http://schemas.microsoft.com/office/drawing/2014/chartex" xmlns:cx1="http://schemas.microsoft.com/office/drawing/2015/9/8/chartex" xmlns:cx2="http://schemas.microsoft.com/office/drawing/2015/10/21/chartex" xmlns:cx3="http://schemas.microsoft.com/office/drawing/2016/5/9/chartex" xmlns:cx4="http://schemas.microsoft.com/office/drawing/2016/5/10/chartex" xmlns:cx5="http://schemas.microsoft.com/office/drawing/2016/5/11/chartex" xmlns:cx6="http://schemas.microsoft.com/office/drawing/2016/5/12/chartex" xmlns:cx7="http://schemas.microsoft.com/office/drawing/2016/5/13/chartex" xmlns:cx8="http://schemas.microsoft.com/office/drawing/2016/5/14/chartex" xmlns:mc="http://schemas.openxmlformats.org/markup-compatibility/2006" xmlns:aink="http://schemas.microsoft.com/office/drawing/2016/ink" xmlns:am3d="http://schemas.microsoft.com/office/drawing/2017/model3d" xmlns:o="urn:schemas-microsoft-com:office:office" xmlns:oel="http://schemas.microsoft.com/office/2019/extlst" xmlns:r="http://schemas.openxmlformats.org/officeDocument/2006/relationships" xmlns:m="http://schemas.openxmlformats.org/officeDocument/2006/math" xmlns:v="urn:schemas-microsoft-com:vml" xmlns:wp14="http://schemas.microsoft.com/office/word/2010/wordprocessingDrawing" xmlns:wp="http://schemas.openxmlformats.org/drawingml/2006/wordprocessingDrawing" xmlns:w10="urn:schemas-microsoft-com:office:word" xmlns:w="http://schemas.openxmlformats.org/wordprocessingml/2006/main" xmlns:w14="http://schemas.microsoft.com/office/word/2010/wordml" xmlns:w15="http://schemas.microsoft.com/office/word/2012/wordml" xmlns:w16cex="http://schemas.microsoft.com/office/word/2018/wordml/cex" xmlns:w16cid="http://schemas.microsoft.com/office/word/2016/wordml/cid" xmlns:w16="http://schemas.microsoft.com/office/word/2018/wordml" xmlns:w16du="http://schemas.microsoft.com/office/word/2023/wordml/word16du" xmlns:w16sdtdh="http://schemas.microsoft.com/office/word/2020/wordml/sdtdatahash" xmlns:w16sdtfl="http://schemas.microsoft.com/office/word/2024/wordml/sdtformatlock" xmlns:w16se="http://schemas.microsoft.com/office/word/2015/wordml/symex" xmlns:wpg="http://schemas.microsoft.com/office/word/2010/wordprocessingGroup" xmlns:wpi="http://schemas.microsoft.com/office/word/2010/wordprocessingInk" xmlns:wne="http://schemas.microsoft.com/office/word/2006/wordml" xmlns:wps="http://schemas.microsoft.com/office/word/2010/wordprocessingShape" mc:Ignorable="w14 w15 w16se w16cid w16 w16cex w16sdtdh w16sdtfl w16du wp14">
+<w:document xmlns:wpc="http://schemas.microsoft.com/office/word/2010/wordprocessingCanvas" xmlns:cx="http://schemas.microsoft.com/office/drawing/2014/chartex" xmlns:cx1="http://schemas.microsoft.com/office/drawing/2015/9/8/chartex" xmlns:cx2="http://schemas.microsoft.com/office/drawing/2015/10/21/chartex" xmlns:cx3="http://schemas.microsoft.com/office/drawing/2016/5/9/chartex" xmlns:cx4="http://schemas.microsoft.com/office/drawing/2016/5/10/chartex" xmlns:cx5="http://schemas.microsoft.com/office/drawing/2016/5/11/chartex" xmlns:cx6="http://schemas.microsoft.com/office/drawing/2016/5/12/chartex" xmlns:cx7="http://schemas.microsoft.com/office/drawing/2016/5/13/chartex" xmlns:cx8="http://schemas.microsoft.com/office/drawing/2016/5/14/chartex" xmlns:mc="http://schemas.openxmlformats.org/markup-compatibility/2006" xmlns:aink="http://schemas.microsoft.com/office/drawing/2016/ink" xmlns:am3d="http://schemas.microsoft.com/office/drawing/2017/model3d" xmlns:o="urn:schemas-microsoft-com:office:office" xmlns:oel="http://schemas.microsoft.com/office/2019/extlst" xmlns:r="http://schemas.openxmlformats.org/officeDocument/2006/relationships" xmlns:m="http://schemas.openxmlformats.org/officeDocument/2006/math" xmlns:v="urn:schemas-microsoft-com:vml" xmlns:wp14="http://schemas.microsoft.com/office/word/2010/wordprocessingDrawing" xmlns:wp="http://schemas.openxmlformats.org/drawingml/2006/wordprocessingDrawing" xmlns:w10="urn:schemas-microsoft-com:office:word" xmlns:w="http://schemas.openxmlformats.org/wordprocessingml/2006/main" xmlns:w14="http://schemas.microsoft.com/office/word/2010/wordml" xmlns:w15="http://schemas.microsoft.com/office/word/2012/wordml" xmlns:w16cei="http://schemas.microsoft.com/office/word/2026/wordml/cei" xmlns:w16cex="http://schemas.microsoft.com/office/word/2018/wordml/cex" xmlns:w16cid="http://schemas.microsoft.com/office/word/2016/wordml/cid" xmlns:w16="http://schemas.microsoft.com/office/word/2018/wordml" xmlns:w16du="http://schemas.microsoft.com/office/word/2023/wordml/word16du" xmlns:w16sdtdh="http://schemas.microsoft.com/office/word/2020/wordml/sdtdatahash" xmlns:w16sdtfl="http://schemas.microsoft.com/office/word/2024/wordml/sdtformatlock" xmlns:w16se="http://schemas.microsoft.com/office/word/2015/wordml/symex" xmlns:wpg="http://schemas.microsoft.com/office/word/2010/wordprocessingGroup" xmlns:wpi="http://schemas.microsoft.com/office/word/2010/wordprocessingInk" xmlns:wne="http://schemas.microsoft.com/office/word/2006/wordml" xmlns:wps="http://schemas.microsoft.com/office/word/2010/wordprocessingShape" mc:Ignorable="w14 w15 w16se w16cid w16 w16cex w16sdtdh w16sdtfl w16du wp14">
   <w:body>
     <w:p>
-      <w:r xmlns:w="http://schemas.openxmlformats.org/wordprocessingml/2006/main">
+      <w:r>
         <w:t xml:space="preserve">La </w:t>
       </w:r>
-      <w:r xmlns:w="http://schemas.openxmlformats.org/wordprocessingml/2006/main">
-        <w:rPr>
-          <w:b/>
-          <w:bCs/>
-        </w:rPr>
-        <w:t xml:space="preserve">Basílica de Santa María la Mayor </w:t>
-      </w:r>
-      <w:r xmlns:w="http://schemas.openxmlformats.org/wordprocessingml/2006/main">
-        <w:t xml:space="preserve">, ubicada en Via Galliera 10, se considera la iglesia más antigua de Bolonia dedicada a la Virgen. Es un lugar de gran encanto, que combina sus orígenes paleocristianos con una imponente estética barroca.</w:t>
+      <w:proofErr w:type="spellStart"/>
+      <w:r>
+        <w:rPr>
+          <w:b/>
+          <w:bCs/>
+        </w:rPr>
+        <w:t>Basílica</w:t>
+      </w:r>
+      <w:proofErr w:type="spellEnd"/>
+      <w:r>
+        <w:rPr>
+          <w:b/>
+          <w:bCs/>
+        </w:rPr>
+        <w:t xml:space="preserve"> de Santa Maria Maggiore</w:t>
+      </w:r>
+      <w:r>
+        <w:t xml:space="preserve">, </w:t>
+      </w:r>
+      <w:proofErr w:type="spellStart"/>
+      <w:r>
+        <w:t>situada</w:t>
+      </w:r>
+      <w:proofErr w:type="spellEnd"/>
+      <w:r>
+        <w:t xml:space="preserve"> en </w:t>
+      </w:r>
+      <w:r>
+        <w:rPr>
+          <w:b/>
+          <w:bCs/>
+        </w:rPr>
+        <w:t>Via Galliera 10</w:t>
+      </w:r>
+      <w:r>
+        <w:t xml:space="preserve">, </w:t>
+      </w:r>
+      <w:proofErr w:type="spellStart"/>
+      <w:r>
+        <w:t>está</w:t>
+      </w:r>
+      <w:proofErr w:type="spellEnd"/>
+      <w:r>
+        <w:t xml:space="preserve"> </w:t>
+      </w:r>
+      <w:proofErr w:type="spellStart"/>
+      <w:r>
+        <w:t>considerada</w:t>
+      </w:r>
+      <w:proofErr w:type="spellEnd"/>
+      <w:r>
+        <w:t xml:space="preserve"> la </w:t>
+      </w:r>
+      <w:proofErr w:type="spellStart"/>
+      <w:r>
+        <w:t>iglesia</w:t>
+      </w:r>
+      <w:proofErr w:type="spellEnd"/>
+      <w:r>
+        <w:t xml:space="preserve"> </w:t>
+      </w:r>
+      <w:proofErr w:type="spellStart"/>
+      <w:r>
+        <w:t>más</w:t>
+      </w:r>
+      <w:proofErr w:type="spellEnd"/>
+      <w:r>
+        <w:t xml:space="preserve"> </w:t>
+      </w:r>
+      <w:proofErr w:type="spellStart"/>
+      <w:r>
+        <w:t>antigua</w:t>
+      </w:r>
+      <w:proofErr w:type="spellEnd"/>
+      <w:r>
+        <w:t xml:space="preserve"> de </w:t>
+      </w:r>
+      <w:proofErr w:type="spellStart"/>
+      <w:r>
+        <w:t>Bolonia</w:t>
+      </w:r>
+      <w:proofErr w:type="spellEnd"/>
+      <w:r>
+        <w:t xml:space="preserve"> </w:t>
+      </w:r>
+      <w:proofErr w:type="spellStart"/>
+      <w:r>
+        <w:t>dedicada</w:t>
+      </w:r>
+      <w:proofErr w:type="spellEnd"/>
+      <w:r>
+        <w:t xml:space="preserve"> a la Virgen María. </w:t>
+      </w:r>
+      <w:proofErr w:type="spellStart"/>
+      <w:r>
+        <w:t>Es</w:t>
+      </w:r>
+      <w:proofErr w:type="spellEnd"/>
+      <w:r>
+        <w:t xml:space="preserve"> un </w:t>
+      </w:r>
+      <w:proofErr w:type="spellStart"/>
+      <w:r>
+        <w:t>lugar</w:t>
+      </w:r>
+      <w:proofErr w:type="spellEnd"/>
+      <w:r>
+        <w:t xml:space="preserve"> de gran </w:t>
+      </w:r>
+      <w:proofErr w:type="spellStart"/>
+      <w:r>
+        <w:t>fascinación</w:t>
+      </w:r>
+      <w:proofErr w:type="spellEnd"/>
+      <w:r>
+        <w:t xml:space="preserve"> </w:t>
+      </w:r>
+      <w:proofErr w:type="spellStart"/>
+      <w:r>
+        <w:t>que</w:t>
+      </w:r>
+      <w:proofErr w:type="spellEnd"/>
+      <w:r>
+        <w:t xml:space="preserve"> combina </w:t>
+      </w:r>
+      <w:proofErr w:type="spellStart"/>
+      <w:r>
+        <w:t>orígenes</w:t>
+      </w:r>
+      <w:proofErr w:type="spellEnd"/>
+      <w:r>
+        <w:t xml:space="preserve"> </w:t>
+      </w:r>
+      <w:proofErr w:type="spellStart"/>
+      <w:r>
+        <w:t>paleocristianos</w:t>
+      </w:r>
+      <w:proofErr w:type="spellEnd"/>
+      <w:r>
+        <w:t xml:space="preserve"> con una imponente </w:t>
+      </w:r>
+      <w:proofErr w:type="spellStart"/>
+      <w:r>
+        <w:t>arquitectura</w:t>
+      </w:r>
+      <w:proofErr w:type="spellEnd"/>
+      <w:r>
+        <w:t xml:space="preserve"> </w:t>
+      </w:r>
+      <w:proofErr w:type="spellStart"/>
+      <w:r>
+        <w:t>barroca</w:t>
+      </w:r>
+      <w:proofErr w:type="spellEnd"/>
+      <w:r>
+        <w:t>.</w:t>
       </w:r>
     </w:p>
     <w:p>
-      <w:r xmlns:w="http://schemas.openxmlformats.org/wordprocessingml/2006/main">
-        <w:t xml:space="preserve">Aquí encontrará la principal información histórica y artística:</w:t>
+      <w:r>
+        <w:rPr>
+          <w:noProof/>
+        </w:rPr>
+        <w:drawing>
+          <wp:inline distT="0" distB="0" distL="0" distR="0" wp14:anchorId="5F87E050" wp14:editId="666444AC">
+            <wp:extent cx="3630655" cy="6035040"/>
+            <wp:effectExtent l="0" t="0" r="8255" b="3810"/>
+            <wp:docPr id="1525483112" name="Immagine 1"/>
+            <wp:cNvGraphicFramePr>
+              <a:graphicFrameLocks xmlns:a="http://schemas.openxmlformats.org/drawingml/2006/main" noChangeAspect="1"/>
+            </wp:cNvGraphicFramePr>
+            <a:graphic xmlns:a="http://schemas.openxmlformats.org/drawingml/2006/main">
+              <a:graphicData uri="http://schemas.openxmlformats.org/drawingml/2006/picture">
+                <pic:pic xmlns:pic="http://schemas.openxmlformats.org/drawingml/2006/picture">
+                  <pic:nvPicPr>
+                    <pic:cNvPr id="1525483112" name="Immagine 1525483112"/>
+                    <pic:cNvPicPr/>
+                  </pic:nvPicPr>
+                  <pic:blipFill>
+                    <a:blip r:embed="rId5" cstate="print">
+                      <a:extLst>
+                        <a:ext uri="{28A0092B-C50C-407E-A947-70E740481C1C}">
+                          <a14:useLocalDpi xmlns:a14="http://schemas.microsoft.com/office/drawing/2010/main" val="0"/>
+                        </a:ext>
+                      </a:extLst>
+                    </a:blip>
+                    <a:stretch>
+                      <a:fillRect/>
+                    </a:stretch>
+                  </pic:blipFill>
+                  <pic:spPr>
+                    <a:xfrm>
+                      <a:off x="0" y="0"/>
+                      <a:ext cx="3652652" cy="6071605"/>
+                    </a:xfrm>
+                    <a:prstGeom prst="rect">
+                      <a:avLst/>
+                    </a:prstGeom>
+                  </pic:spPr>
+                </pic:pic>
+              </a:graphicData>
+            </a:graphic>
+          </wp:inline>
+        </w:drawing>
       </w:r>
     </w:p>
     <w:p>
-      <w:pPr xmlns:w="http://schemas.openxmlformats.org/wordprocessingml/2006/main">
-        <w:rPr>
-          <w:b/>
-          <w:bCs/>
-        </w:rPr>
-      </w:pPr>
-      <w:r xmlns:w="http://schemas.openxmlformats.org/wordprocessingml/2006/main">
-        <w:rPr>
-          <w:b/>
-          <w:bCs/>
-        </w:rPr>
-        <w:t xml:space="preserve">Historia y Arquitectura</w:t>
-      </w:r>
+      <w:r>
+        <w:t>[</w:t>
+      </w:r>
+      <w:proofErr w:type="spellStart"/>
+      <w:r>
+        <w:t>SPLIT_BLOCK:basilica.jpg</w:t>
+      </w:r>
+      <w:proofErr w:type="spellEnd"/>
+      <w:r>
+        <w:t>]</w:t>
+      </w:r>
+    </w:p>
+    <w:p/>
+    <w:p>
+      <w:pPr>
+        <w:rPr>
+          <w:b/>
+          <w:bCs/>
+        </w:rPr>
+      </w:pPr>
+      <w:r>
+        <w:rPr>
+          <w:b/>
+          <w:bCs/>
+        </w:rPr>
+        <w:t xml:space="preserve">Historia y </w:t>
+      </w:r>
+      <w:proofErr w:type="spellStart"/>
+      <w:r>
+        <w:rPr>
+          <w:b/>
+          <w:bCs/>
+        </w:rPr>
+        <w:t>Arquitectura</w:t>
+      </w:r>
+      <w:proofErr w:type="spellEnd"/>
     </w:p>
     <w:p>
-      <w:pPr xmlns:w="http://schemas.openxmlformats.org/wordprocessingml/2006/main">
-        <w:numPr>
-          <w:ilvl w:val="0"/>
-          <w:numId w:val="1"/>
-        </w:numPr>
-      </w:pPr>
-      <w:r xmlns:w="http://schemas.openxmlformats.org/wordprocessingml/2006/main">
-        <w:rPr>
-          <w:b/>
-          <w:bCs/>
-        </w:rPr>
-        <w:t xml:space="preserve">Orígenes muy antiguos: </w:t>
-      </w:r>
-      <w:r xmlns:w="http://schemas.openxmlformats.org/wordprocessingml/2006/main">
-        <w:t xml:space="preserve">La tradición y algunas bulas papales (como la de Gregorio VII) sugieren que la iglesia ya existía en el </w:t>
-      </w:r>
-      <w:r xmlns:w="http://schemas.openxmlformats.org/wordprocessingml/2006/main">
-        <w:rPr>
-          <w:b/>
-          <w:bCs/>
-        </w:rPr>
-        <w:t xml:space="preserve">siglo V o VI </w:t>
-      </w:r>
-      <w:r xmlns:w="http://schemas.openxmlformats.org/wordprocessingml/2006/main">
-        <w:t xml:space="preserve">. Inicialmente se alzaba sobre el Cardo Maximus de la ciudad romana.</w:t>
-      </w:r>
-    </w:p>
-    <w:p>
-      <w:pPr xmlns:w="http://schemas.openxmlformats.org/wordprocessingml/2006/main">
-        <w:numPr>
-          <w:ilvl w:val="0"/>
-          <w:numId w:val="1"/>
-        </w:numPr>
-      </w:pPr>
-      <w:r xmlns:w="http://schemas.openxmlformats.org/wordprocessingml/2006/main">
-        <w:rPr>
-          <w:b/>
-          <w:bCs/>
-        </w:rPr>
-        <w:t xml:space="preserve">Reformas: </w:t>
-      </w:r>
-      <w:r xmlns:w="http://schemas.openxmlformats.org/wordprocessingml/2006/main">
-        <w:t xml:space="preserve">Fue reconstruida en estilo románico en el </w:t>
-      </w:r>
-      <w:r xmlns:w="http://schemas.openxmlformats.org/wordprocessingml/2006/main">
-        <w:rPr>
-          <w:b/>
-          <w:bCs/>
-        </w:rPr>
-        <w:t xml:space="preserve">siglo XII </w:t>
-      </w:r>
-      <w:r xmlns:w="http://schemas.openxmlformats.org/wordprocessingml/2006/main">
-        <w:t xml:space="preserve">(consagrada en 1187) y pasó a ser sede de una Colegiata de Canónigos.</w:t>
-      </w:r>
-    </w:p>
-    <w:p>
-      <w:pPr xmlns:w="http://schemas.openxmlformats.org/wordprocessingml/2006/main">
-        <w:numPr>
-          <w:ilvl w:val="0"/>
-          <w:numId w:val="1"/>
-        </w:numPr>
-      </w:pPr>
-      <w:r xmlns:w="http://schemas.openxmlformats.org/wordprocessingml/2006/main">
-        <w:rPr>
-          <w:b/>
-          <w:bCs/>
-        </w:rPr>
-        <w:t xml:space="preserve">El aspecto actual: </w:t>
-      </w:r>
-      <w:r xmlns:w="http://schemas.openxmlformats.org/wordprocessingml/2006/main">
-        <w:t xml:space="preserve">El rostro que vemos hoy es el resultado de la transformación </w:t>
-      </w:r>
-      <w:r xmlns:w="http://schemas.openxmlformats.org/wordprocessingml/2006/main">
-        <w:t xml:space="preserve">realizada en </w:t>
-      </w:r>
-      <w:r xmlns:w="http://schemas.openxmlformats.org/wordprocessingml/2006/main">
-        <w:rPr>
-          <w:b/>
-          <w:bCs/>
-        </w:rPr>
-        <w:t xml:space="preserve">1665 por el arquitecto </w:t>
-      </w:r>
-      <w:r xmlns:w="http://schemas.openxmlformats.org/wordprocessingml/2006/main">
-        <w:rPr>
-          <w:b/>
-          <w:bCs/>
-        </w:rPr>
-        <w:t xml:space="preserve">Paolo Canali </w:t>
-      </w:r>
-      <w:r xmlns:w="http://schemas.openxmlformats.org/wordprocessingml/2006/main">
-        <w:t xml:space="preserve">, quien sustituyó el antiguo techo de vigas de madera por una bóveda de cañón barroca.</w:t>
-      </w:r>
-    </w:p>
-    <w:p>
-      <w:pPr xmlns:w="http://schemas.openxmlformats.org/wordprocessingml/2006/main">
-        <w:numPr>
-          <w:ilvl w:val="0"/>
-          <w:numId w:val="1"/>
-        </w:numPr>
-      </w:pPr>
-      <w:r xmlns:w="http://schemas.openxmlformats.org/wordprocessingml/2006/main">
-        <w:rPr>
-          <w:b/>
-          <w:bCs/>
-        </w:rPr>
-        <w:t xml:space="preserve">La fachada: </w:t>
-      </w:r>
-      <w:r xmlns:w="http://schemas.openxmlformats.org/wordprocessingml/2006/main">
-        <w:t xml:space="preserve">Se caracteriza por un pórtico de tres arcos. La parte superior, con el frontón triangular, se terminó recientemente, en </w:t>
-      </w:r>
-      <w:r xmlns:w="http://schemas.openxmlformats.org/wordprocessingml/2006/main">
-        <w:rPr>
-          <w:b/>
-          <w:bCs/>
-        </w:rPr>
-        <w:t xml:space="preserve">1955 </w:t>
-      </w:r>
-      <w:r xmlns:w="http://schemas.openxmlformats.org/wordprocessingml/2006/main">
-        <w:t xml:space="preserve">.</w:t>
-      </w:r>
-    </w:p>
-    <w:p>
-      <w:pPr xmlns:w="http://schemas.openxmlformats.org/wordprocessingml/2006/main">
-        <w:numPr>
-          <w:ilvl w:val="0"/>
-          <w:numId w:val="1"/>
-        </w:numPr>
-      </w:pPr>
-      <w:r xmlns:w="http://schemas.openxmlformats.org/wordprocessingml/2006/main">
-        <w:rPr>
-          <w:b/>
-          <w:bCs/>
-        </w:rPr>
-        <w:t xml:space="preserve">Restauraciones recientes: </w:t>
-      </w:r>
-      <w:r xmlns:w="http://schemas.openxmlformats.org/wordprocessingml/2006/main">
-        <w:t xml:space="preserve">Gravemente dañada por el terremoto de 2012, la basílica permaneció cerrada durante años. Tras una importante consolidación estructural y la restauración de los frescos, reabrió sus puertas al culto en </w:t>
-      </w:r>
-      <w:r xmlns:w="http://schemas.openxmlformats.org/wordprocessingml/2006/main">
-        <w:rPr>
-          <w:b/>
-          <w:bCs/>
-        </w:rPr>
-        <w:t xml:space="preserve">noviembre de 2019 </w:t>
-      </w:r>
-      <w:r xmlns:w="http://schemas.openxmlformats.org/wordprocessingml/2006/main">
-        <w:t xml:space="preserve">.</w:t>
-      </w:r>
-    </w:p>
-    <w:p>
-      <w:pPr xmlns:w="http://schemas.openxmlformats.org/wordprocessingml/2006/main">
-        <w:rPr>
-          <w:b/>
-          <w:bCs/>
-        </w:rPr>
-      </w:pPr>
-      <w:r xmlns:w="http://schemas.openxmlformats.org/wordprocessingml/2006/main">
-        <w:rPr>
-          <w:b/>
-          <w:bCs/>
-        </w:rPr>
-        <w:t xml:space="preserve">Obras de arte notables</w:t>
-      </w:r>
-    </w:p>
-    <w:p>
-      <w:r xmlns:w="http://schemas.openxmlformats.org/wordprocessingml/2006/main">
-        <w:t xml:space="preserve">El interior, de tres naves, es una auténtica galería de pintura boloñesa:</w:t>
-      </w:r>
-    </w:p>
-    <w:p>
-      <w:pPr xmlns:w="http://schemas.openxmlformats.org/wordprocessingml/2006/main">
+      <w:pPr>
         <w:numPr>
           <w:ilvl w:val="0"/>
           <w:numId w:val="2"/>
         </w:numPr>
       </w:pPr>
-      <w:r xmlns:w="http://schemas.openxmlformats.org/wordprocessingml/2006/main">
-        <w:rPr>
-          <w:b/>
-          <w:bCs/>
-        </w:rPr>
-        <w:t xml:space="preserve">La Bóveda: </w:t>
-      </w:r>
-      <w:r xmlns:w="http://schemas.openxmlformats.org/wordprocessingml/2006/main">
-        <w:t xml:space="preserve">Decorada entre 1936 y 1938 por el pintor valteliniano </w:t>
-      </w:r>
-      <w:r xmlns:w="http://schemas.openxmlformats.org/wordprocessingml/2006/main">
-        <w:rPr>
-          <w:b/>
-          <w:bCs/>
-        </w:rPr>
-        <w:t xml:space="preserve">Eliseo Fumagalli </w:t>
-      </w:r>
-      <w:r xmlns:w="http://schemas.openxmlformats.org/wordprocessingml/2006/main">
-        <w:t xml:space="preserve">, con un efecto de perspectiva que simula un cielo abierto poblado de ángeles.</w:t>
+      <w:proofErr w:type="spellStart"/>
+      <w:r>
+        <w:rPr>
+          <w:b/>
+          <w:bCs/>
+        </w:rPr>
+        <w:t>Orígenes</w:t>
+      </w:r>
+      <w:proofErr w:type="spellEnd"/>
+      <w:r>
+        <w:rPr>
+          <w:b/>
+          <w:bCs/>
+        </w:rPr>
+        <w:t xml:space="preserve"> </w:t>
+      </w:r>
+      <w:proofErr w:type="spellStart"/>
+      <w:r>
+        <w:rPr>
+          <w:b/>
+          <w:bCs/>
+        </w:rPr>
+        <w:t>Antiquísimos</w:t>
+      </w:r>
+      <w:proofErr w:type="spellEnd"/>
+      <w:r>
+        <w:rPr>
+          <w:b/>
+          <w:bCs/>
+        </w:rPr>
+        <w:t>:</w:t>
+      </w:r>
+      <w:r>
+        <w:t xml:space="preserve"> La </w:t>
+      </w:r>
+      <w:proofErr w:type="spellStart"/>
+      <w:r>
+        <w:t>tradición</w:t>
+      </w:r>
+      <w:proofErr w:type="spellEnd"/>
+      <w:r>
+        <w:t xml:space="preserve"> y </w:t>
+      </w:r>
+      <w:proofErr w:type="spellStart"/>
+      <w:r>
+        <w:t>varias</w:t>
+      </w:r>
+      <w:proofErr w:type="spellEnd"/>
+      <w:r>
+        <w:t xml:space="preserve"> </w:t>
+      </w:r>
+      <w:proofErr w:type="spellStart"/>
+      <w:r>
+        <w:t>bulas</w:t>
+      </w:r>
+      <w:proofErr w:type="spellEnd"/>
+      <w:r>
+        <w:t xml:space="preserve"> </w:t>
+      </w:r>
+      <w:proofErr w:type="spellStart"/>
+      <w:r>
+        <w:t>papales</w:t>
+      </w:r>
+      <w:proofErr w:type="spellEnd"/>
+      <w:r>
+        <w:t xml:space="preserve"> (como </w:t>
+      </w:r>
+      <w:proofErr w:type="spellStart"/>
+      <w:r>
+        <w:t>la</w:t>
+      </w:r>
+      <w:proofErr w:type="spellEnd"/>
+      <w:r>
+        <w:t xml:space="preserve"> del Papa Gregorio VII) </w:t>
+      </w:r>
+      <w:proofErr w:type="spellStart"/>
+      <w:r>
+        <w:t>sugieren</w:t>
+      </w:r>
+      <w:proofErr w:type="spellEnd"/>
+      <w:r>
+        <w:t xml:space="preserve"> </w:t>
+      </w:r>
+      <w:proofErr w:type="spellStart"/>
+      <w:r>
+        <w:t>que</w:t>
+      </w:r>
+      <w:proofErr w:type="spellEnd"/>
+      <w:r>
+        <w:t xml:space="preserve"> la </w:t>
+      </w:r>
+      <w:proofErr w:type="spellStart"/>
+      <w:r>
+        <w:t>iglesia</w:t>
+      </w:r>
+      <w:proofErr w:type="spellEnd"/>
+      <w:r>
+        <w:t xml:space="preserve"> </w:t>
+      </w:r>
+      <w:proofErr w:type="spellStart"/>
+      <w:r>
+        <w:t>ya</w:t>
+      </w:r>
+      <w:proofErr w:type="spellEnd"/>
+      <w:r>
+        <w:t xml:space="preserve"> </w:t>
+      </w:r>
+      <w:proofErr w:type="spellStart"/>
+      <w:r>
+        <w:t>existía</w:t>
+      </w:r>
+      <w:proofErr w:type="spellEnd"/>
+      <w:r>
+        <w:t xml:space="preserve"> en </w:t>
+      </w:r>
+      <w:proofErr w:type="spellStart"/>
+      <w:r>
+        <w:t>los</w:t>
+      </w:r>
+      <w:proofErr w:type="spellEnd"/>
+      <w:r>
+        <w:t xml:space="preserve"> </w:t>
+      </w:r>
+      <w:proofErr w:type="spellStart"/>
+      <w:r>
+        <w:t>siglos</w:t>
+      </w:r>
+      <w:proofErr w:type="spellEnd"/>
+      <w:r>
+        <w:t xml:space="preserve"> V o VI d.C. </w:t>
+      </w:r>
+      <w:proofErr w:type="spellStart"/>
+      <w:r>
+        <w:t>Inicialmente</w:t>
+      </w:r>
+      <w:proofErr w:type="spellEnd"/>
+      <w:r>
+        <w:t xml:space="preserve"> se </w:t>
+      </w:r>
+      <w:proofErr w:type="spellStart"/>
+      <w:r>
+        <w:t>erigía</w:t>
+      </w:r>
+      <w:proofErr w:type="spellEnd"/>
+      <w:r>
+        <w:t xml:space="preserve"> </w:t>
+      </w:r>
+      <w:proofErr w:type="spellStart"/>
+      <w:r>
+        <w:t>directamente</w:t>
+      </w:r>
+      <w:proofErr w:type="spellEnd"/>
+      <w:r>
+        <w:t xml:space="preserve"> </w:t>
+      </w:r>
+      <w:proofErr w:type="spellStart"/>
+      <w:r>
+        <w:t>sobre</w:t>
+      </w:r>
+      <w:proofErr w:type="spellEnd"/>
+      <w:r>
+        <w:t xml:space="preserve"> </w:t>
+      </w:r>
+      <w:proofErr w:type="spellStart"/>
+      <w:r>
+        <w:t>el</w:t>
+      </w:r>
+      <w:proofErr w:type="spellEnd"/>
+      <w:r>
+        <w:t xml:space="preserve"> </w:t>
+      </w:r>
+      <w:r>
+        <w:rPr>
+          <w:i/>
+          <w:iCs/>
+        </w:rPr>
+        <w:t xml:space="preserve">cardo </w:t>
+      </w:r>
+      <w:proofErr w:type="spellStart"/>
+      <w:r>
+        <w:rPr>
+          <w:i/>
+          <w:iCs/>
+        </w:rPr>
+        <w:t>maximus</w:t>
+      </w:r>
+      <w:proofErr w:type="spellEnd"/>
+      <w:r>
+        <w:t xml:space="preserve"> de la </w:t>
+      </w:r>
+      <w:proofErr w:type="spellStart"/>
+      <w:r>
+        <w:t>ciudad</w:t>
+      </w:r>
+      <w:proofErr w:type="spellEnd"/>
+      <w:r>
+        <w:t xml:space="preserve"> romana.</w:t>
       </w:r>
     </w:p>
     <w:p>
-      <w:pPr xmlns:w="http://schemas.openxmlformats.org/wordprocessingml/2006/main">
+      <w:pPr>
         <w:numPr>
           <w:ilvl w:val="0"/>
           <w:numId w:val="2"/>
         </w:numPr>
       </w:pPr>
-      <w:r xmlns:w="http://schemas.openxmlformats.org/wordprocessingml/2006/main">
-        <w:rPr>
-          <w:b/>
-          <w:bCs/>
-        </w:rPr>
-        <w:t xml:space="preserve">Pinturas: </w:t>
-      </w:r>
-      <w:r xmlns:w="http://schemas.openxmlformats.org/wordprocessingml/2006/main">
-        <w:t xml:space="preserve">Alberga lienzos de maestros como </w:t>
-      </w:r>
-      <w:r xmlns:w="http://schemas.openxmlformats.org/wordprocessingml/2006/main">
-        <w:rPr>
-          <w:b/>
-          <w:bCs/>
-        </w:rPr>
-        <w:t xml:space="preserve">Orazio </w:t>
-      </w:r>
-      <w:proofErr xmlns:w="http://schemas.openxmlformats.org/wordprocessingml/2006/main" w:type="spellStart"/>
-      <w:r xmlns:w="http://schemas.openxmlformats.org/wordprocessingml/2006/main">
-        <w:rPr>
-          <w:b/>
-          <w:bCs/>
-        </w:rPr>
-        <w:t xml:space="preserve">Samacchini </w:t>
-      </w:r>
-      <w:proofErr xmlns:w="http://schemas.openxmlformats.org/wordprocessingml/2006/main" w:type="spellEnd"/>
-      <w:r xmlns:w="http://schemas.openxmlformats.org/wordprocessingml/2006/main">
-        <w:t xml:space="preserve">, </w:t>
-      </w:r>
-      <w:r xmlns:w="http://schemas.openxmlformats.org/wordprocessingml/2006/main">
-        <w:rPr>
-          <w:b/>
-          <w:bCs/>
-        </w:rPr>
-        <w:t xml:space="preserve">Prospero Fontana </w:t>
-      </w:r>
-      <w:r xmlns:w="http://schemas.openxmlformats.org/wordprocessingml/2006/main">
-        <w:t xml:space="preserve">, </w:t>
-      </w:r>
-      <w:r xmlns:w="http://schemas.openxmlformats.org/wordprocessingml/2006/main">
-        <w:rPr>
-          <w:b/>
-          <w:bCs/>
-        </w:rPr>
-        <w:t xml:space="preserve">Alessandro </w:t>
-      </w:r>
-      <w:proofErr xmlns:w="http://schemas.openxmlformats.org/wordprocessingml/2006/main" w:type="spellStart"/>
-      <w:r xmlns:w="http://schemas.openxmlformats.org/wordprocessingml/2006/main">
-        <w:rPr>
-          <w:b/>
-          <w:bCs/>
-        </w:rPr>
-        <w:t xml:space="preserve">Tiarini </w:t>
-      </w:r>
-      <w:proofErr xmlns:w="http://schemas.openxmlformats.org/wordprocessingml/2006/main" w:type="spellEnd"/>
-      <w:r xmlns:w="http://schemas.openxmlformats.org/wordprocessingml/2006/main">
-        <w:t xml:space="preserve">y </w:t>
-      </w:r>
-      <w:r xmlns:w="http://schemas.openxmlformats.org/wordprocessingml/2006/main">
-        <w:rPr>
-          <w:b/>
-          <w:bCs/>
-        </w:rPr>
-        <w:t xml:space="preserve">Vincenzo </w:t>
-      </w:r>
-      <w:proofErr xmlns:w="http://schemas.openxmlformats.org/wordprocessingml/2006/main" w:type="spellStart"/>
-      <w:r xmlns:w="http://schemas.openxmlformats.org/wordprocessingml/2006/main">
-        <w:rPr>
-          <w:b/>
-          <w:bCs/>
-        </w:rPr>
-        <w:t xml:space="preserve">Spisanelli </w:t>
-      </w:r>
-      <w:proofErr xmlns:w="http://schemas.openxmlformats.org/wordprocessingml/2006/main" w:type="spellEnd"/>
-      <w:r xmlns:w="http://schemas.openxmlformats.org/wordprocessingml/2006/main">
-        <w:t xml:space="preserve">.</w:t>
+      <w:proofErr w:type="spellStart"/>
+      <w:r>
+        <w:rPr>
+          <w:b/>
+          <w:bCs/>
+        </w:rPr>
+        <w:lastRenderedPageBreak/>
+        <w:t>Reconstrucciones</w:t>
+      </w:r>
+      <w:proofErr w:type="spellEnd"/>
+      <w:r>
+        <w:rPr>
+          <w:b/>
+          <w:bCs/>
+        </w:rPr>
+        <w:t xml:space="preserve"> y Fase </w:t>
+      </w:r>
+      <w:proofErr w:type="spellStart"/>
+      <w:r>
+        <w:rPr>
+          <w:b/>
+          <w:bCs/>
+        </w:rPr>
+        <w:t>Románica</w:t>
+      </w:r>
+      <w:proofErr w:type="spellEnd"/>
+      <w:r>
+        <w:rPr>
+          <w:b/>
+          <w:bCs/>
+        </w:rPr>
+        <w:t>:</w:t>
+      </w:r>
+      <w:r>
+        <w:t xml:space="preserve"> Fue </w:t>
+      </w:r>
+      <w:proofErr w:type="spellStart"/>
+      <w:r>
+        <w:t>reconstruida</w:t>
+      </w:r>
+      <w:proofErr w:type="spellEnd"/>
+      <w:r>
+        <w:t xml:space="preserve"> en </w:t>
+      </w:r>
+      <w:proofErr w:type="spellStart"/>
+      <w:r>
+        <w:t>estilo</w:t>
+      </w:r>
+      <w:proofErr w:type="spellEnd"/>
+      <w:r>
+        <w:t xml:space="preserve"> </w:t>
+      </w:r>
+      <w:proofErr w:type="spellStart"/>
+      <w:r>
+        <w:t>románico</w:t>
+      </w:r>
+      <w:proofErr w:type="spellEnd"/>
+      <w:r>
+        <w:t xml:space="preserve"> durante </w:t>
+      </w:r>
+      <w:proofErr w:type="spellStart"/>
+      <w:r>
+        <w:t>el</w:t>
+      </w:r>
+      <w:proofErr w:type="spellEnd"/>
+      <w:r>
+        <w:t xml:space="preserve"> siglo XII (</w:t>
+      </w:r>
+      <w:proofErr w:type="spellStart"/>
+      <w:r>
+        <w:t>consagrada</w:t>
+      </w:r>
+      <w:proofErr w:type="spellEnd"/>
+      <w:r>
+        <w:t xml:space="preserve"> </w:t>
+      </w:r>
+      <w:proofErr w:type="spellStart"/>
+      <w:r>
+        <w:t>oficialmente</w:t>
+      </w:r>
+      <w:proofErr w:type="spellEnd"/>
+      <w:r>
+        <w:t xml:space="preserve"> en 1187) y se </w:t>
+      </w:r>
+      <w:proofErr w:type="spellStart"/>
+      <w:r>
+        <w:t>convirtió</w:t>
+      </w:r>
+      <w:proofErr w:type="spellEnd"/>
+      <w:r>
+        <w:t xml:space="preserve"> en sede de una importante </w:t>
+      </w:r>
+      <w:proofErr w:type="spellStart"/>
+      <w:r>
+        <w:t>Colegiata</w:t>
+      </w:r>
+      <w:proofErr w:type="spellEnd"/>
+      <w:r>
+        <w:t xml:space="preserve"> de </w:t>
+      </w:r>
+      <w:proofErr w:type="spellStart"/>
+      <w:r>
+        <w:t>Canónigos</w:t>
+      </w:r>
+      <w:proofErr w:type="spellEnd"/>
+      <w:r>
+        <w:t>.</w:t>
       </w:r>
     </w:p>
     <w:p>
-      <w:pPr xmlns:w="http://schemas.openxmlformats.org/wordprocessingml/2006/main">
+      <w:pPr>
         <w:numPr>
           <w:ilvl w:val="0"/>
           <w:numId w:val="2"/>
         </w:numPr>
       </w:pPr>
-      <w:r xmlns:w="http://schemas.openxmlformats.org/wordprocessingml/2006/main">
-        <w:rPr>
-          <w:b/>
-          <w:bCs/>
-        </w:rPr>
-        <w:t xml:space="preserve">Capilla del Santísimo Sacramento: </w:t>
-      </w:r>
-      <w:r xmlns:w="http://schemas.openxmlformats.org/wordprocessingml/2006/main">
-        <w:t xml:space="preserve">Notable por las decoraciones de estuco de </w:t>
-      </w:r>
-      <w:r xmlns:w="http://schemas.openxmlformats.org/wordprocessingml/2006/main">
-        <w:rPr>
-          <w:b/>
-          <w:bCs/>
-        </w:rPr>
-        <w:t xml:space="preserve">Angelo Gabriello Piò </w:t>
-      </w:r>
-      <w:r xmlns:w="http://schemas.openxmlformats.org/wordprocessingml/2006/main">
-        <w:t xml:space="preserve">, famoso escultor de la Bolonia del siglo XVIII.</w:t>
+      <w:proofErr w:type="spellStart"/>
+      <w:r>
+        <w:rPr>
+          <w:b/>
+          <w:bCs/>
+        </w:rPr>
+        <w:t>Aspecto</w:t>
+      </w:r>
+      <w:proofErr w:type="spellEnd"/>
+      <w:r>
+        <w:rPr>
+          <w:b/>
+          <w:bCs/>
+        </w:rPr>
+        <w:t xml:space="preserve"> </w:t>
+      </w:r>
+      <w:proofErr w:type="spellStart"/>
+      <w:r>
+        <w:rPr>
+          <w:b/>
+          <w:bCs/>
+        </w:rPr>
+        <w:t>Actual</w:t>
+      </w:r>
+      <w:proofErr w:type="spellEnd"/>
+      <w:r>
+        <w:rPr>
+          <w:b/>
+          <w:bCs/>
+        </w:rPr>
+        <w:t>:</w:t>
+      </w:r>
+      <w:r>
+        <w:t xml:space="preserve"> El </w:t>
+      </w:r>
+      <w:proofErr w:type="spellStart"/>
+      <w:r>
+        <w:t>majestuoso</w:t>
+      </w:r>
+      <w:proofErr w:type="spellEnd"/>
+      <w:r>
+        <w:t xml:space="preserve"> </w:t>
+      </w:r>
+      <w:proofErr w:type="spellStart"/>
+      <w:r>
+        <w:t>interior</w:t>
+      </w:r>
+      <w:proofErr w:type="spellEnd"/>
+      <w:r>
+        <w:t xml:space="preserve"> </w:t>
+      </w:r>
+      <w:proofErr w:type="spellStart"/>
+      <w:r>
+        <w:t>que</w:t>
+      </w:r>
+      <w:proofErr w:type="spellEnd"/>
+      <w:r>
+        <w:t xml:space="preserve"> </w:t>
+      </w:r>
+      <w:proofErr w:type="spellStart"/>
+      <w:r>
+        <w:t>contemplamos</w:t>
+      </w:r>
+      <w:proofErr w:type="spellEnd"/>
+      <w:r>
+        <w:t xml:space="preserve"> </w:t>
+      </w:r>
+      <w:proofErr w:type="spellStart"/>
+      <w:r>
+        <w:t>hoy</w:t>
+      </w:r>
+      <w:proofErr w:type="spellEnd"/>
+      <w:r>
+        <w:t xml:space="preserve"> es </w:t>
+      </w:r>
+      <w:proofErr w:type="spellStart"/>
+      <w:r>
+        <w:t>fruto</w:t>
+      </w:r>
+      <w:proofErr w:type="spellEnd"/>
+      <w:r>
+        <w:t xml:space="preserve"> de la </w:t>
+      </w:r>
+      <w:proofErr w:type="spellStart"/>
+      <w:r>
+        <w:t>profunda</w:t>
+      </w:r>
+      <w:proofErr w:type="spellEnd"/>
+      <w:r>
+        <w:t xml:space="preserve"> </w:t>
+      </w:r>
+      <w:proofErr w:type="spellStart"/>
+      <w:r>
+        <w:t>transformación</w:t>
+      </w:r>
+      <w:proofErr w:type="spellEnd"/>
+      <w:r>
+        <w:t xml:space="preserve"> </w:t>
+      </w:r>
+      <w:proofErr w:type="spellStart"/>
+      <w:r>
+        <w:t>realizada</w:t>
+      </w:r>
+      <w:proofErr w:type="spellEnd"/>
+      <w:r>
+        <w:t xml:space="preserve"> en 1665 por </w:t>
+      </w:r>
+      <w:proofErr w:type="spellStart"/>
+      <w:r>
+        <w:t>el</w:t>
+      </w:r>
+      <w:proofErr w:type="spellEnd"/>
+      <w:r>
+        <w:t xml:space="preserve"> </w:t>
+      </w:r>
+      <w:proofErr w:type="spellStart"/>
+      <w:r>
+        <w:t>arquitecto</w:t>
+      </w:r>
+      <w:proofErr w:type="spellEnd"/>
+      <w:r>
+        <w:t xml:space="preserve"> </w:t>
+      </w:r>
+      <w:r>
+        <w:rPr>
+          <w:b/>
+          <w:bCs/>
+        </w:rPr>
+        <w:t>Paolo Canali</w:t>
+      </w:r>
+      <w:r>
+        <w:t xml:space="preserve">, </w:t>
+      </w:r>
+      <w:proofErr w:type="spellStart"/>
+      <w:r>
+        <w:t>quien</w:t>
+      </w:r>
+      <w:proofErr w:type="spellEnd"/>
+      <w:r>
+        <w:t xml:space="preserve"> </w:t>
+      </w:r>
+      <w:proofErr w:type="spellStart"/>
+      <w:r>
+        <w:t>sustituyó</w:t>
+      </w:r>
+      <w:proofErr w:type="spellEnd"/>
+      <w:r>
+        <w:t xml:space="preserve"> la </w:t>
+      </w:r>
+      <w:proofErr w:type="spellStart"/>
+      <w:r>
+        <w:t>antigua</w:t>
+      </w:r>
+      <w:proofErr w:type="spellEnd"/>
+      <w:r>
+        <w:t xml:space="preserve"> </w:t>
+      </w:r>
+      <w:proofErr w:type="spellStart"/>
+      <w:r>
+        <w:t>cubierta</w:t>
+      </w:r>
+      <w:proofErr w:type="spellEnd"/>
+      <w:r>
+        <w:t xml:space="preserve"> de </w:t>
+      </w:r>
+      <w:proofErr w:type="spellStart"/>
+      <w:r>
+        <w:t>armadura</w:t>
+      </w:r>
+      <w:proofErr w:type="spellEnd"/>
+      <w:r>
+        <w:t xml:space="preserve"> de madera por una gran </w:t>
+      </w:r>
+      <w:proofErr w:type="spellStart"/>
+      <w:r>
+        <w:t>bóveda</w:t>
+      </w:r>
+      <w:proofErr w:type="spellEnd"/>
+      <w:r>
+        <w:t xml:space="preserve"> de </w:t>
+      </w:r>
+      <w:proofErr w:type="spellStart"/>
+      <w:r>
+        <w:t>cañón</w:t>
+      </w:r>
+      <w:proofErr w:type="spellEnd"/>
+      <w:r>
+        <w:t xml:space="preserve"> </w:t>
+      </w:r>
+      <w:proofErr w:type="spellStart"/>
+      <w:r>
+        <w:t>barroca</w:t>
+      </w:r>
+      <w:proofErr w:type="spellEnd"/>
+      <w:r>
+        <w:t>.</w:t>
       </w:r>
     </w:p>
     <w:p>
-      <w:pPr xmlns:w="http://schemas.openxmlformats.org/wordprocessingml/2006/main">
+      <w:pPr>
         <w:numPr>
           <w:ilvl w:val="0"/>
           <w:numId w:val="2"/>
         </w:numPr>
       </w:pPr>
-      <w:r xmlns:w="http://schemas.openxmlformats.org/wordprocessingml/2006/main">
-        <w:rPr>
-          <w:b/>
-          <w:bCs/>
-        </w:rPr>
-        <w:t xml:space="preserve">Retablo de la Asunción: </w:t>
-      </w:r>
-      <w:r xmlns:w="http://schemas.openxmlformats.org/wordprocessingml/2006/main">
-        <w:t xml:space="preserve">Iniciado por </w:t>
-      </w:r>
-      <w:r xmlns:w="http://schemas.openxmlformats.org/wordprocessingml/2006/main">
-        <w:rPr>
-          <w:b/>
-          <w:bCs/>
-        </w:rPr>
-        <w:t xml:space="preserve">Gio. Francesco Bezzi (il </w:t>
-      </w:r>
-      <w:proofErr xmlns:w="http://schemas.openxmlformats.org/wordprocessingml/2006/main" w:type="spellStart"/>
-      <w:r xmlns:w="http://schemas.openxmlformats.org/wordprocessingml/2006/main">
-        <w:rPr>
-          <w:b/>
-          <w:bCs/>
-        </w:rPr>
-        <w:t xml:space="preserve">Nosadella </w:t>
-      </w:r>
-      <w:proofErr xmlns:w="http://schemas.openxmlformats.org/wordprocessingml/2006/main" w:type="spellEnd"/>
-      <w:r xmlns:w="http://schemas.openxmlformats.org/wordprocessingml/2006/main">
-        <w:rPr>
-          <w:b/>
-          <w:bCs/>
-        </w:rPr>
-        <w:t xml:space="preserve">) </w:t>
-      </w:r>
-      <w:r xmlns:w="http://schemas.openxmlformats.org/wordprocessingml/2006/main">
-        <w:t xml:space="preserve">y terminado por </w:t>
-      </w:r>
-      <w:r xmlns:w="http://schemas.openxmlformats.org/wordprocessingml/2006/main">
-        <w:rPr>
-          <w:b/>
-          <w:bCs/>
-        </w:rPr>
-        <w:t xml:space="preserve">Prospero Fontana </w:t>
-      </w:r>
-      <w:r xmlns:w="http://schemas.openxmlformats.org/wordprocessingml/2006/main">
-        <w:t xml:space="preserve">(en el coro).</w:t>
+      <w:r>
+        <w:rPr>
+          <w:b/>
+          <w:bCs/>
+        </w:rPr>
+        <w:t xml:space="preserve">La </w:t>
+      </w:r>
+      <w:proofErr w:type="spellStart"/>
+      <w:r>
+        <w:rPr>
+          <w:b/>
+          <w:bCs/>
+        </w:rPr>
+        <w:t>Fachada</w:t>
+      </w:r>
+      <w:proofErr w:type="spellEnd"/>
+      <w:r>
+        <w:rPr>
+          <w:b/>
+          <w:bCs/>
+        </w:rPr>
+        <w:t>:</w:t>
+      </w:r>
+      <w:r>
+        <w:t xml:space="preserve"> Se </w:t>
+      </w:r>
+      <w:proofErr w:type="spellStart"/>
+      <w:r>
+        <w:t>caracteriza</w:t>
+      </w:r>
+      <w:proofErr w:type="spellEnd"/>
+      <w:r>
+        <w:t xml:space="preserve"> por un </w:t>
+      </w:r>
+      <w:proofErr w:type="spellStart"/>
+      <w:r>
+        <w:t>pórtico</w:t>
+      </w:r>
+      <w:proofErr w:type="spellEnd"/>
+      <w:r>
+        <w:t xml:space="preserve"> de </w:t>
+      </w:r>
+      <w:proofErr w:type="spellStart"/>
+      <w:r>
+        <w:t>tres</w:t>
+      </w:r>
+      <w:proofErr w:type="spellEnd"/>
+      <w:r>
+        <w:t xml:space="preserve"> </w:t>
+      </w:r>
+      <w:proofErr w:type="spellStart"/>
+      <w:r>
+        <w:t>arcadas</w:t>
+      </w:r>
+      <w:proofErr w:type="spellEnd"/>
+      <w:r>
+        <w:t xml:space="preserve">. La parte superior, con </w:t>
+      </w:r>
+      <w:proofErr w:type="spellStart"/>
+      <w:r>
+        <w:t>el</w:t>
+      </w:r>
+      <w:proofErr w:type="spellEnd"/>
+      <w:r>
+        <w:t xml:space="preserve"> </w:t>
+      </w:r>
+      <w:proofErr w:type="spellStart"/>
+      <w:r>
+        <w:t>frontón</w:t>
+      </w:r>
+      <w:proofErr w:type="spellEnd"/>
+      <w:r>
+        <w:t xml:space="preserve"> </w:t>
+      </w:r>
+      <w:proofErr w:type="spellStart"/>
+      <w:r>
+        <w:t>triangular</w:t>
+      </w:r>
+      <w:proofErr w:type="spellEnd"/>
+      <w:r>
+        <w:t xml:space="preserve">, </w:t>
+      </w:r>
+      <w:proofErr w:type="spellStart"/>
+      <w:r>
+        <w:t>fue</w:t>
+      </w:r>
+      <w:proofErr w:type="spellEnd"/>
+      <w:r>
+        <w:t xml:space="preserve"> </w:t>
+      </w:r>
+      <w:proofErr w:type="spellStart"/>
+      <w:r>
+        <w:t>completada</w:t>
+      </w:r>
+      <w:proofErr w:type="spellEnd"/>
+      <w:r>
+        <w:t xml:space="preserve"> </w:t>
+      </w:r>
+      <w:proofErr w:type="spellStart"/>
+      <w:r>
+        <w:t>recientemente</w:t>
+      </w:r>
+      <w:proofErr w:type="spellEnd"/>
+      <w:r>
+        <w:t xml:space="preserve">, en </w:t>
+      </w:r>
+      <w:r>
+        <w:rPr>
+          <w:b/>
+          <w:bCs/>
+        </w:rPr>
+        <w:t>1955</w:t>
+      </w:r>
+      <w:r>
+        <w:t>.</w:t>
       </w:r>
     </w:p>
     <w:p>
-      <w:pPr xmlns:w="http://schemas.openxmlformats.org/wordprocessingml/2006/main">
+      <w:pPr>
         <w:numPr>
           <w:ilvl w:val="0"/>
           <w:numId w:val="2"/>
         </w:numPr>
       </w:pPr>
-      <w:r xmlns:w="http://schemas.openxmlformats.org/wordprocessingml/2006/main">
-        <w:rPr>
-          <w:b/>
-          <w:bCs/>
-        </w:rPr>
-        <w:t xml:space="preserve">Pinturas: </w:t>
-      </w:r>
-      <w:r xmlns:w="http://schemas.openxmlformats.org/wordprocessingml/2006/main">
-        <w:t xml:space="preserve">Obras de Alessandro </w:t>
-      </w:r>
-      <w:proofErr xmlns:w="http://schemas.openxmlformats.org/wordprocessingml/2006/main" w:type="spellStart"/>
-      <w:r xmlns:w="http://schemas.openxmlformats.org/wordprocessingml/2006/main">
-        <w:t xml:space="preserve">Tiarini </w:t>
-      </w:r>
-      <w:proofErr xmlns:w="http://schemas.openxmlformats.org/wordprocessingml/2006/main" w:type="spellEnd"/>
-      <w:r xmlns:w="http://schemas.openxmlformats.org/wordprocessingml/2006/main">
-        <w:t xml:space="preserve">, Orazio </w:t>
-      </w:r>
-      <w:proofErr xmlns:w="http://schemas.openxmlformats.org/wordprocessingml/2006/main" w:type="spellStart"/>
-      <w:r xmlns:w="http://schemas.openxmlformats.org/wordprocessingml/2006/main">
-        <w:t xml:space="preserve">Samacchini </w:t>
-      </w:r>
-      <w:proofErr xmlns:w="http://schemas.openxmlformats.org/wordprocessingml/2006/main" w:type="spellEnd"/>
-      <w:r xmlns:w="http://schemas.openxmlformats.org/wordprocessingml/2006/main">
-        <w:t xml:space="preserve">, Vincenzo </w:t>
-      </w:r>
-      <w:proofErr xmlns:w="http://schemas.openxmlformats.org/wordprocessingml/2006/main" w:type="spellStart"/>
-      <w:r xmlns:w="http://schemas.openxmlformats.org/wordprocessingml/2006/main">
-        <w:t xml:space="preserve">Spisanelli </w:t>
-      </w:r>
-      <w:proofErr xmlns:w="http://schemas.openxmlformats.org/wordprocessingml/2006/main" w:type="spellEnd"/>
-      <w:r xmlns:w="http://schemas.openxmlformats.org/wordprocessingml/2006/main">
-        <w:t xml:space="preserve">, Mauro Gandolfi y Alessandro </w:t>
-      </w:r>
-      <w:proofErr xmlns:w="http://schemas.openxmlformats.org/wordprocessingml/2006/main" w:type="spellStart"/>
-      <w:r xmlns:w="http://schemas.openxmlformats.org/wordprocessingml/2006/main">
-        <w:t xml:space="preserve">Guardassoni </w:t>
-      </w:r>
-      <w:proofErr xmlns:w="http://schemas.openxmlformats.org/wordprocessingml/2006/main" w:type="spellEnd"/>
-      <w:r xmlns:w="http://schemas.openxmlformats.org/wordprocessingml/2006/main">
-        <w:t xml:space="preserve">.</w:t>
+      <w:proofErr w:type="spellStart"/>
+      <w:r>
+        <w:rPr>
+          <w:b/>
+          <w:bCs/>
+        </w:rPr>
+        <w:t>Restauraciones</w:t>
+      </w:r>
+      <w:proofErr w:type="spellEnd"/>
+      <w:r>
+        <w:rPr>
+          <w:b/>
+          <w:bCs/>
+        </w:rPr>
+        <w:t xml:space="preserve"> </w:t>
+      </w:r>
+      <w:proofErr w:type="spellStart"/>
+      <w:r>
+        <w:rPr>
+          <w:b/>
+          <w:bCs/>
+        </w:rPr>
+        <w:t>Recientes</w:t>
+      </w:r>
+      <w:proofErr w:type="spellEnd"/>
+      <w:r>
+        <w:rPr>
+          <w:b/>
+          <w:bCs/>
+        </w:rPr>
+        <w:t xml:space="preserve"> (Post-Terremoto):</w:t>
+      </w:r>
+      <w:r>
+        <w:t xml:space="preserve"> Gravemente </w:t>
+      </w:r>
+      <w:proofErr w:type="spellStart"/>
+      <w:r>
+        <w:t>dañada</w:t>
+      </w:r>
+      <w:proofErr w:type="spellEnd"/>
+      <w:r>
+        <w:t xml:space="preserve"> por </w:t>
+      </w:r>
+      <w:proofErr w:type="spellStart"/>
+      <w:r>
+        <w:t>el</w:t>
+      </w:r>
+      <w:proofErr w:type="spellEnd"/>
+      <w:r>
+        <w:t xml:space="preserve"> terremoto de 2012, la </w:t>
+      </w:r>
+      <w:proofErr w:type="spellStart"/>
+      <w:r>
+        <w:t>basílica</w:t>
+      </w:r>
+      <w:proofErr w:type="spellEnd"/>
+      <w:r>
+        <w:t xml:space="preserve"> </w:t>
+      </w:r>
+      <w:proofErr w:type="spellStart"/>
+      <w:r>
+        <w:t>permaneció</w:t>
+      </w:r>
+      <w:proofErr w:type="spellEnd"/>
+      <w:r>
+        <w:t xml:space="preserve"> </w:t>
+      </w:r>
+      <w:proofErr w:type="spellStart"/>
+      <w:r>
+        <w:t>cerrada</w:t>
+      </w:r>
+      <w:proofErr w:type="spellEnd"/>
+      <w:r>
+        <w:t xml:space="preserve"> durante </w:t>
+      </w:r>
+      <w:proofErr w:type="spellStart"/>
+      <w:r>
+        <w:t>varios</w:t>
+      </w:r>
+      <w:proofErr w:type="spellEnd"/>
+      <w:r>
+        <w:t xml:space="preserve"> </w:t>
+      </w:r>
+      <w:proofErr w:type="spellStart"/>
+      <w:r>
+        <w:t>años</w:t>
+      </w:r>
+      <w:proofErr w:type="spellEnd"/>
+      <w:r>
+        <w:t xml:space="preserve">. </w:t>
+      </w:r>
+      <w:proofErr w:type="spellStart"/>
+      <w:r>
+        <w:t>Tras</w:t>
+      </w:r>
+      <w:proofErr w:type="spellEnd"/>
+      <w:r>
+        <w:t xml:space="preserve"> una importante </w:t>
+      </w:r>
+      <w:proofErr w:type="spellStart"/>
+      <w:r>
+        <w:t>consolidación</w:t>
+      </w:r>
+      <w:proofErr w:type="spellEnd"/>
+      <w:r>
+        <w:t xml:space="preserve"> </w:t>
+      </w:r>
+      <w:proofErr w:type="spellStart"/>
+      <w:r>
+        <w:t>estructural</w:t>
+      </w:r>
+      <w:proofErr w:type="spellEnd"/>
+      <w:r>
+        <w:t xml:space="preserve"> y la </w:t>
+      </w:r>
+      <w:proofErr w:type="spellStart"/>
+      <w:r>
+        <w:t>restauración</w:t>
+      </w:r>
+      <w:proofErr w:type="spellEnd"/>
+      <w:r>
+        <w:t xml:space="preserve"> de </w:t>
+      </w:r>
+      <w:proofErr w:type="spellStart"/>
+      <w:r>
+        <w:t>sus</w:t>
+      </w:r>
+      <w:proofErr w:type="spellEnd"/>
+      <w:r>
+        <w:t xml:space="preserve"> </w:t>
+      </w:r>
+      <w:proofErr w:type="spellStart"/>
+      <w:r>
+        <w:t>frescos</w:t>
+      </w:r>
+      <w:proofErr w:type="spellEnd"/>
+      <w:r>
+        <w:t xml:space="preserve">, </w:t>
+      </w:r>
+      <w:proofErr w:type="spellStart"/>
+      <w:r>
+        <w:t>reabrió</w:t>
+      </w:r>
+      <w:proofErr w:type="spellEnd"/>
+      <w:r>
+        <w:t xml:space="preserve"> </w:t>
+      </w:r>
+      <w:proofErr w:type="spellStart"/>
+      <w:r>
+        <w:t>sus</w:t>
+      </w:r>
+      <w:proofErr w:type="spellEnd"/>
+      <w:r>
+        <w:t xml:space="preserve"> </w:t>
+      </w:r>
+      <w:proofErr w:type="spellStart"/>
+      <w:r>
+        <w:t>puertas</w:t>
+      </w:r>
+      <w:proofErr w:type="spellEnd"/>
+      <w:r>
+        <w:t xml:space="preserve"> al culto en </w:t>
+      </w:r>
+      <w:proofErr w:type="spellStart"/>
+      <w:r>
+        <w:rPr>
+          <w:b/>
+          <w:bCs/>
+        </w:rPr>
+        <w:t>noviembre</w:t>
+      </w:r>
+      <w:proofErr w:type="spellEnd"/>
+      <w:r>
+        <w:rPr>
+          <w:b/>
+          <w:bCs/>
+        </w:rPr>
+        <w:t xml:space="preserve"> de 2019</w:t>
+      </w:r>
+      <w:r>
+        <w:t>.</w:t>
       </w:r>
     </w:p>
     <w:p>
-      <w:pPr xmlns:w="http://schemas.openxmlformats.org/wordprocessingml/2006/main">
-        <w:numPr>
-          <w:ilvl w:val="0"/>
-          <w:numId w:val="2"/>
-        </w:numPr>
-      </w:pPr>
-      <w:r xmlns:w="http://schemas.openxmlformats.org/wordprocessingml/2006/main">
-        <w:rPr>
-          <w:b/>
-          <w:bCs/>
-        </w:rPr>
-        <w:t xml:space="preserve">Crucifijo Fico: </w:t>
-      </w:r>
-      <w:r xmlns:w="http://schemas.openxmlformats.org/wordprocessingml/2006/main">
-        <w:t xml:space="preserve">Un antiguo crucifijo de madera cuya tradición se remonta a antes del año 1000.</w:t>
-      </w:r>
+      <w:pPr>
+        <w:rPr>
+          <w:b/>
+          <w:bCs/>
+        </w:rPr>
+      </w:pPr>
+      <w:proofErr w:type="spellStart"/>
+      <w:r>
+        <w:rPr>
+          <w:b/>
+          <w:bCs/>
+        </w:rPr>
+        <w:t>Obras</w:t>
+      </w:r>
+      <w:proofErr w:type="spellEnd"/>
+      <w:r>
+        <w:rPr>
+          <w:b/>
+          <w:bCs/>
+        </w:rPr>
+        <w:t xml:space="preserve"> de Arte </w:t>
+      </w:r>
+      <w:proofErr w:type="spellStart"/>
+      <w:r>
+        <w:rPr>
+          <w:b/>
+          <w:bCs/>
+        </w:rPr>
+        <w:t>Destacadas</w:t>
+      </w:r>
+      <w:proofErr w:type="spellEnd"/>
+      <w:r>
+        <w:rPr>
+          <w:b/>
+          <w:bCs/>
+        </w:rPr>
+        <w:t xml:space="preserve"> y Pinacoteca </w:t>
+      </w:r>
+      <w:proofErr w:type="spellStart"/>
+      <w:r>
+        <w:rPr>
+          <w:b/>
+          <w:bCs/>
+        </w:rPr>
+        <w:t>Interior</w:t>
+      </w:r>
+      <w:proofErr w:type="spellEnd"/>
     </w:p>
     <w:p>
-      <w:pPr xmlns:w="http://schemas.openxmlformats.org/wordprocessingml/2006/main">
-        <w:numPr>
-          <w:ilvl w:val="0"/>
-          <w:numId w:val="2"/>
-        </w:numPr>
-      </w:pPr>
-      <w:r xmlns:w="http://schemas.openxmlformats.org/wordprocessingml/2006/main">
-        <w:rPr>
-          <w:b/>
-          <w:bCs/>
-        </w:rPr>
-        <w:lastRenderedPageBreak xmlns:w="http://schemas.openxmlformats.org/wordprocessingml/2006/main"/>
-      </w:r>
-      <w:r xmlns:w="http://schemas.openxmlformats.org/wordprocessingml/2006/main">
-        <w:rPr>
-          <w:b/>
-          <w:bCs/>
-        </w:rPr>
-        <w:t xml:space="preserve">Decoraciones: </w:t>
-      </w:r>
-      <w:r xmlns:w="http://schemas.openxmlformats.org/wordprocessingml/2006/main">
-        <w:t xml:space="preserve">La bóveda fue decorada en época moderna (1936-1938) por el pintor Eliseo Fumagalli, mientras que la Capilla del Santísimo Sacramento luce preciosos estucos de </w:t>
-      </w:r>
-      <w:r xmlns:w="http://schemas.openxmlformats.org/wordprocessingml/2006/main">
-        <w:rPr>
-          <w:b/>
-          <w:bCs/>
-        </w:rPr>
-        <w:t xml:space="preserve">Angelo Gabriello Piò </w:t>
-      </w:r>
-      <w:r xmlns:w="http://schemas.openxmlformats.org/wordprocessingml/2006/main">
-        <w:t xml:space="preserve">.</w:t>
+      <w:r>
+        <w:t xml:space="preserve">El </w:t>
+      </w:r>
+      <w:proofErr w:type="spellStart"/>
+      <w:r>
+        <w:t>interior</w:t>
+      </w:r>
+      <w:proofErr w:type="spellEnd"/>
+      <w:r>
+        <w:t xml:space="preserve">, </w:t>
+      </w:r>
+      <w:proofErr w:type="spellStart"/>
+      <w:r>
+        <w:t>estructurado</w:t>
+      </w:r>
+      <w:proofErr w:type="spellEnd"/>
+      <w:r>
+        <w:t xml:space="preserve"> en </w:t>
+      </w:r>
+      <w:proofErr w:type="spellStart"/>
+      <w:r>
+        <w:t>tres</w:t>
+      </w:r>
+      <w:proofErr w:type="spellEnd"/>
+      <w:r>
+        <w:t xml:space="preserve"> </w:t>
+      </w:r>
+      <w:proofErr w:type="spellStart"/>
+      <w:r>
+        <w:t>naves</w:t>
+      </w:r>
+      <w:proofErr w:type="spellEnd"/>
+      <w:r>
+        <w:t xml:space="preserve">, es una </w:t>
+      </w:r>
+      <w:proofErr w:type="spellStart"/>
+      <w:r>
+        <w:t>auténtica</w:t>
+      </w:r>
+      <w:proofErr w:type="spellEnd"/>
+      <w:r>
+        <w:t xml:space="preserve"> </w:t>
+      </w:r>
+      <w:proofErr w:type="spellStart"/>
+      <w:r>
+        <w:t>galería</w:t>
+      </w:r>
+      <w:proofErr w:type="spellEnd"/>
+      <w:r>
+        <w:t xml:space="preserve"> de arte de la pintura y </w:t>
+      </w:r>
+      <w:proofErr w:type="spellStart"/>
+      <w:r>
+        <w:t>escultura</w:t>
+      </w:r>
+      <w:proofErr w:type="spellEnd"/>
+      <w:r>
+        <w:t xml:space="preserve"> </w:t>
+      </w:r>
+      <w:proofErr w:type="spellStart"/>
+      <w:r>
+        <w:t>boloñesa</w:t>
+      </w:r>
+      <w:proofErr w:type="spellEnd"/>
+      <w:r>
+        <w:t xml:space="preserve"> </w:t>
+      </w:r>
+      <w:proofErr w:type="spellStart"/>
+      <w:r>
+        <w:t>desde</w:t>
+      </w:r>
+      <w:proofErr w:type="spellEnd"/>
+      <w:r>
+        <w:t xml:space="preserve"> </w:t>
+      </w:r>
+      <w:proofErr w:type="spellStart"/>
+      <w:r>
+        <w:t>el</w:t>
+      </w:r>
+      <w:proofErr w:type="spellEnd"/>
+      <w:r>
+        <w:t xml:space="preserve"> </w:t>
+      </w:r>
+      <w:proofErr w:type="spellStart"/>
+      <w:r>
+        <w:t>Renacimiento</w:t>
+      </w:r>
+      <w:proofErr w:type="spellEnd"/>
+      <w:r>
+        <w:t xml:space="preserve"> </w:t>
+      </w:r>
+      <w:proofErr w:type="spellStart"/>
+      <w:r>
+        <w:t>hasta</w:t>
+      </w:r>
+      <w:proofErr w:type="spellEnd"/>
+      <w:r>
+        <w:t xml:space="preserve"> </w:t>
+      </w:r>
+      <w:proofErr w:type="spellStart"/>
+      <w:r>
+        <w:t>el</w:t>
+      </w:r>
+      <w:proofErr w:type="spellEnd"/>
+      <w:r>
+        <w:t xml:space="preserve"> siglo XIX:</w:t>
       </w:r>
     </w:p>
     <w:p>
-      <w:pPr xmlns:w="http://schemas.openxmlformats.org/wordprocessingml/2006/main">
-        <w:numPr>
-          <w:ilvl w:val="0"/>
-          <w:numId w:val="2"/>
-        </w:numPr>
-      </w:pPr>
-      <w:r xmlns:w="http://schemas.openxmlformats.org/wordprocessingml/2006/main">
-        <w:rPr>
-          <w:b/>
-          <w:bCs/>
-        </w:rPr>
-        <w:t xml:space="preserve">Dato interesante: </w:t>
-      </w:r>
-      <w:r xmlns:w="http://schemas.openxmlformats.org/wordprocessingml/2006/main">
-        <w:t xml:space="preserve">En su interior se conserva una antigua cruz de piedra, descubierta durante las excavaciones, que da testimonio de la antigua sacralidad del lugar.</w:t>
-      </w:r>
-    </w:p>
-    <w:p>
-      <w:r>
-        <w:pict w14:anchorId="65EC7DE2">
-          <v:rect id="_x0000_i1031" style="width:0;height:1.5pt" o:hralign="center" o:hrstd="t" o:hrnoshade="t" o:hr="t" fillcolor="gray" stroked="f"/>
-        </w:pict>
-      </w:r>
-    </w:p>
-    <w:p>
-      <w:pPr xmlns:w="http://schemas.openxmlformats.org/wordprocessingml/2006/main">
-        <w:rPr>
-          <w:b/>
-          <w:bCs/>
-        </w:rPr>
-      </w:pPr>
-      <w:r xmlns:w="http://schemas.openxmlformats.org/wordprocessingml/2006/main">
-        <w:rPr>
-          <w:b/>
-          <w:bCs/>
-        </w:rPr>
-        <w:t xml:space="preserve">Fuentes utilizadas</w:t>
-      </w:r>
-    </w:p>
-    <w:p>
-      <w:r xmlns:w="http://schemas.openxmlformats.org/wordprocessingml/2006/main">
-        <w:t xml:space="preserve">La información proporcionada proviene de las siguientes fuentes históricas e institucionales:</w:t>
-      </w:r>
-    </w:p>
-    <w:p>
-      <w:pPr xmlns:w="http://schemas.openxmlformats.org/wordprocessingml/2006/main">
+      <w:pPr>
         <w:numPr>
           <w:ilvl w:val="0"/>
           <w:numId w:val="3"/>
         </w:numPr>
       </w:pPr>
-      <w:r xmlns:w="http://schemas.openxmlformats.org/wordprocessingml/2006/main">
-        <w:rPr>
-          <w:b/>
-          <w:bCs/>
-        </w:rPr>
-        <w:t xml:space="preserve">Origen de Bolonia: </w:t>
-      </w:r>
-      <w:r xmlns:w="http://schemas.openxmlformats.org/wordprocessingml/2006/main">
-        <w:t xml:space="preserve">Proyecto del Ayuntamiento de Bolonia que documenta la historia de las calles y edificios históricos (información en Via Galliera 10).</w:t>
+      <w:r>
+        <w:rPr>
+          <w:b/>
+          <w:bCs/>
+        </w:rPr>
+        <w:t>La Bóveda:</w:t>
+      </w:r>
+      <w:r>
+        <w:t xml:space="preserve"> </w:t>
+      </w:r>
+      <w:proofErr w:type="spellStart"/>
+      <w:r>
+        <w:t>Decorada</w:t>
+      </w:r>
+      <w:proofErr w:type="spellEnd"/>
+      <w:r>
+        <w:t xml:space="preserve"> </w:t>
+      </w:r>
+      <w:proofErr w:type="spellStart"/>
+      <w:r>
+        <w:t>entre</w:t>
+      </w:r>
+      <w:proofErr w:type="spellEnd"/>
+      <w:r>
+        <w:t xml:space="preserve"> 1936 y 1938 por </w:t>
+      </w:r>
+      <w:proofErr w:type="spellStart"/>
+      <w:r>
+        <w:t>el</w:t>
+      </w:r>
+      <w:proofErr w:type="spellEnd"/>
+      <w:r>
+        <w:t xml:space="preserve"> pintor </w:t>
+      </w:r>
+      <w:proofErr w:type="spellStart"/>
+      <w:r>
+        <w:t>valtelino</w:t>
+      </w:r>
+      <w:proofErr w:type="spellEnd"/>
+      <w:r>
+        <w:t xml:space="preserve"> </w:t>
+      </w:r>
+      <w:r>
+        <w:rPr>
+          <w:b/>
+          <w:bCs/>
+        </w:rPr>
+        <w:t>Eliseo Fumagalli</w:t>
+      </w:r>
+      <w:r>
+        <w:t xml:space="preserve">, presenta un gran </w:t>
+      </w:r>
+      <w:proofErr w:type="spellStart"/>
+      <w:r>
+        <w:t>efecto</w:t>
+      </w:r>
+      <w:proofErr w:type="spellEnd"/>
+      <w:r>
+        <w:t xml:space="preserve"> de </w:t>
+      </w:r>
+      <w:proofErr w:type="spellStart"/>
+      <w:r>
+        <w:t>perspectiva</w:t>
+      </w:r>
+      <w:proofErr w:type="spellEnd"/>
+      <w:r>
+        <w:t xml:space="preserve"> (</w:t>
+      </w:r>
+      <w:r>
+        <w:rPr>
+          <w:i/>
+          <w:iCs/>
+        </w:rPr>
+        <w:t>sfondato</w:t>
+      </w:r>
+      <w:r>
+        <w:t xml:space="preserve">) </w:t>
+      </w:r>
+      <w:proofErr w:type="spellStart"/>
+      <w:r>
+        <w:t>que</w:t>
+      </w:r>
+      <w:proofErr w:type="spellEnd"/>
+      <w:r>
+        <w:t xml:space="preserve"> simula un cielo </w:t>
+      </w:r>
+      <w:proofErr w:type="spellStart"/>
+      <w:r>
+        <w:t>abierto</w:t>
+      </w:r>
+      <w:proofErr w:type="spellEnd"/>
+      <w:r>
+        <w:t xml:space="preserve"> </w:t>
+      </w:r>
+      <w:proofErr w:type="spellStart"/>
+      <w:r>
+        <w:t>lleno</w:t>
+      </w:r>
+      <w:proofErr w:type="spellEnd"/>
+      <w:r>
+        <w:t xml:space="preserve"> de </w:t>
+      </w:r>
+      <w:proofErr w:type="spellStart"/>
+      <w:r>
+        <w:t>ángeles</w:t>
+      </w:r>
+      <w:proofErr w:type="spellEnd"/>
+      <w:r>
+        <w:t>.</w:t>
       </w:r>
     </w:p>
     <w:p>
-      <w:pPr xmlns:w="http://schemas.openxmlformats.org/wordprocessingml/2006/main">
+      <w:pPr>
         <w:numPr>
           <w:ilvl w:val="0"/>
           <w:numId w:val="3"/>
         </w:numPr>
       </w:pPr>
-      <w:r xmlns:w="http://schemas.openxmlformats.org/wordprocessingml/2006/main">
-        <w:rPr>
-          <w:b/>
-          <w:bCs/>
-        </w:rPr>
-        <w:t xml:space="preserve">Bologna Online - Biblioteca Salaborsa: </w:t>
-      </w:r>
-      <w:r xmlns:w="http://schemas.openxmlformats.org/wordprocessingml/2006/main">
-        <w:t xml:space="preserve">Archivo digital de la Biblioteca Central de Bolonia.</w:t>
+      <w:r>
+        <w:rPr>
+          <w:b/>
+          <w:bCs/>
+        </w:rPr>
+        <w:t xml:space="preserve">Pala de la Asunción (en </w:t>
+      </w:r>
+      <w:proofErr w:type="spellStart"/>
+      <w:r>
+        <w:rPr>
+          <w:b/>
+          <w:bCs/>
+        </w:rPr>
+        <w:t>el</w:t>
+      </w:r>
+      <w:proofErr w:type="spellEnd"/>
+      <w:r>
+        <w:rPr>
+          <w:b/>
+          <w:bCs/>
+        </w:rPr>
+        <w:t xml:space="preserve"> Coro):</w:t>
+      </w:r>
+      <w:r>
+        <w:t xml:space="preserve"> </w:t>
+      </w:r>
+      <w:proofErr w:type="spellStart"/>
+      <w:r>
+        <w:t>Iniciada</w:t>
+      </w:r>
+      <w:proofErr w:type="spellEnd"/>
+      <w:r>
+        <w:t xml:space="preserve"> por </w:t>
+      </w:r>
+      <w:r>
+        <w:rPr>
+          <w:b/>
+          <w:bCs/>
+        </w:rPr>
+        <w:t>Giovanni Francesco Bezzi (</w:t>
+      </w:r>
+      <w:proofErr w:type="spellStart"/>
+      <w:r>
+        <w:rPr>
+          <w:b/>
+          <w:bCs/>
+        </w:rPr>
+        <w:t>llamado</w:t>
+      </w:r>
+      <w:proofErr w:type="spellEnd"/>
+      <w:r>
+        <w:rPr>
+          <w:b/>
+          <w:bCs/>
+        </w:rPr>
+        <w:t xml:space="preserve"> Il </w:t>
+      </w:r>
+      <w:proofErr w:type="spellStart"/>
+      <w:r>
+        <w:rPr>
+          <w:b/>
+          <w:bCs/>
+        </w:rPr>
+        <w:t>Nosadella</w:t>
+      </w:r>
+      <w:proofErr w:type="spellEnd"/>
+      <w:r>
+        <w:rPr>
+          <w:b/>
+          <w:bCs/>
+        </w:rPr>
+        <w:t>)</w:t>
+      </w:r>
+      <w:r>
+        <w:t xml:space="preserve"> y </w:t>
+      </w:r>
+      <w:proofErr w:type="spellStart"/>
+      <w:r>
+        <w:t>terminada</w:t>
+      </w:r>
+      <w:proofErr w:type="spellEnd"/>
+      <w:r>
+        <w:t xml:space="preserve"> por </w:t>
+      </w:r>
+      <w:r>
+        <w:rPr>
+          <w:b/>
+          <w:bCs/>
+        </w:rPr>
+        <w:t>Prospero Fontana</w:t>
+      </w:r>
+      <w:r>
+        <w:t>.</w:t>
       </w:r>
     </w:p>
     <w:p>
-      <w:pPr xmlns:w="http://schemas.openxmlformats.org/wordprocessingml/2006/main">
+      <w:pPr>
         <w:numPr>
           <w:ilvl w:val="0"/>
           <w:numId w:val="3"/>
         </w:numPr>
       </w:pPr>
-      <w:r xmlns:w="http://schemas.openxmlformats.org/wordprocessingml/2006/main">
-        <w:rPr>
-          <w:b/>
-          <w:bCs/>
-        </w:rPr>
-        <w:t xml:space="preserve">Historia y Memoria de Bolonia: </w:t>
-      </w:r>
-      <w:r xmlns:w="http://schemas.openxmlformats.org/wordprocessingml/2006/main">
-        <w:t xml:space="preserve">el portal oficial del Municipio para la promoción de su patrimonio histórico.</w:t>
+      <w:r>
+        <w:rPr>
+          <w:b/>
+          <w:bCs/>
+        </w:rPr>
+        <w:t xml:space="preserve">Patrimonio </w:t>
+      </w:r>
+      <w:proofErr w:type="spellStart"/>
+      <w:r>
+        <w:rPr>
+          <w:b/>
+          <w:bCs/>
+        </w:rPr>
+        <w:t>Pictórico</w:t>
+      </w:r>
+      <w:proofErr w:type="spellEnd"/>
+      <w:r>
+        <w:rPr>
+          <w:b/>
+          <w:bCs/>
+        </w:rPr>
+        <w:t>:</w:t>
+      </w:r>
+      <w:r>
+        <w:t xml:space="preserve"> Alberga </w:t>
+      </w:r>
+      <w:proofErr w:type="spellStart"/>
+      <w:r>
+        <w:t>valiosos</w:t>
+      </w:r>
+      <w:proofErr w:type="spellEnd"/>
+      <w:r>
+        <w:t xml:space="preserve"> </w:t>
+      </w:r>
+      <w:proofErr w:type="spellStart"/>
+      <w:r>
+        <w:t>lienzos</w:t>
+      </w:r>
+      <w:proofErr w:type="spellEnd"/>
+      <w:r>
+        <w:t xml:space="preserve"> de </w:t>
+      </w:r>
+      <w:proofErr w:type="spellStart"/>
+      <w:r>
+        <w:t>grandes</w:t>
+      </w:r>
+      <w:proofErr w:type="spellEnd"/>
+      <w:r>
+        <w:t xml:space="preserve"> </w:t>
+      </w:r>
+      <w:proofErr w:type="spellStart"/>
+      <w:r>
+        <w:t>maestros</w:t>
+      </w:r>
+      <w:proofErr w:type="spellEnd"/>
+      <w:r>
+        <w:t xml:space="preserve"> como:</w:t>
       </w:r>
     </w:p>
     <w:p>
-      <w:pPr xmlns:w="http://schemas.openxmlformats.org/wordprocessingml/2006/main">
+      <w:pPr>
+        <w:numPr>
+          <w:ilvl w:val="1"/>
+          <w:numId w:val="3"/>
+        </w:numPr>
+      </w:pPr>
+      <w:r>
+        <w:rPr>
+          <w:b/>
+          <w:bCs/>
+        </w:rPr>
+        <w:t>Orazio Samacchini</w:t>
+      </w:r>
+    </w:p>
+    <w:p>
+      <w:pPr>
+        <w:numPr>
+          <w:ilvl w:val="1"/>
+          <w:numId w:val="3"/>
+        </w:numPr>
+      </w:pPr>
+      <w:r>
+        <w:rPr>
+          <w:b/>
+          <w:bCs/>
+        </w:rPr>
+        <w:t>Prospero Fontana</w:t>
+      </w:r>
+    </w:p>
+    <w:p>
+      <w:pPr>
+        <w:numPr>
+          <w:ilvl w:val="1"/>
+          <w:numId w:val="3"/>
+        </w:numPr>
+      </w:pPr>
+      <w:r>
+        <w:rPr>
+          <w:b/>
+          <w:bCs/>
+        </w:rPr>
+        <w:t>Alessandro Tiarini</w:t>
+      </w:r>
+    </w:p>
+    <w:p>
+      <w:pPr>
+        <w:numPr>
+          <w:ilvl w:val="1"/>
+          <w:numId w:val="3"/>
+        </w:numPr>
+      </w:pPr>
+      <w:r>
+        <w:rPr>
+          <w:b/>
+          <w:bCs/>
+        </w:rPr>
+        <w:t>Vincenzo Spisanelli</w:t>
+      </w:r>
+    </w:p>
+    <w:p>
+      <w:pPr>
+        <w:numPr>
+          <w:ilvl w:val="1"/>
+          <w:numId w:val="3"/>
+        </w:numPr>
+      </w:pPr>
+      <w:r>
+        <w:rPr>
+          <w:b/>
+          <w:bCs/>
+        </w:rPr>
+        <w:t>Mauro Gandolfi</w:t>
+      </w:r>
+    </w:p>
+    <w:p>
+      <w:pPr>
+        <w:numPr>
+          <w:ilvl w:val="1"/>
+          <w:numId w:val="3"/>
+        </w:numPr>
+      </w:pPr>
+      <w:r>
+        <w:rPr>
+          <w:b/>
+          <w:bCs/>
+        </w:rPr>
+        <w:t>Alessandro Guardassoni</w:t>
+      </w:r>
+    </w:p>
+    <w:p>
+      <w:pPr>
         <w:numPr>
           <w:ilvl w:val="0"/>
           <w:numId w:val="3"/>
         </w:numPr>
       </w:pPr>
-      <w:proofErr xmlns:w="http://schemas.openxmlformats.org/wordprocessingml/2006/main" w:type="spellStart"/>
-      <w:r xmlns:w="http://schemas.openxmlformats.org/wordprocessingml/2006/main">
-        <w:rPr>
-          <w:b/>
-          <w:bCs/>
-        </w:rPr>
-        <w:t xml:space="preserve">BeWeB </w:t>
-      </w:r>
-      <w:proofErr xmlns:w="http://schemas.openxmlformats.org/wordprocessingml/2006/main" w:type="spellEnd"/>
-      <w:r xmlns:w="http://schemas.openxmlformats.org/wordprocessingml/2006/main">
-        <w:rPr>
-          <w:b/>
-          <w:bCs/>
-        </w:rPr>
-        <w:t xml:space="preserve">(Patrimonio Eclesiástico en la Web): </w:t>
-      </w:r>
-      <w:r xmlns:w="http://schemas.openxmlformats.org/wordprocessingml/2006/main">
-        <w:t xml:space="preserve">Censo oficial de la Conferencia Episcopal Italiana (CEI).</w:t>
+      <w:r>
+        <w:rPr>
+          <w:b/>
+          <w:bCs/>
+        </w:rPr>
+        <w:t xml:space="preserve">Capilla del </w:t>
+      </w:r>
+      <w:proofErr w:type="spellStart"/>
+      <w:r>
+        <w:rPr>
+          <w:b/>
+          <w:bCs/>
+        </w:rPr>
+        <w:t>Santísimo</w:t>
+      </w:r>
+      <w:proofErr w:type="spellEnd"/>
+      <w:r>
+        <w:rPr>
+          <w:b/>
+          <w:bCs/>
+        </w:rPr>
+        <w:t xml:space="preserve"> Sacramento:</w:t>
+      </w:r>
+      <w:r>
+        <w:t xml:space="preserve"> </w:t>
+      </w:r>
+      <w:proofErr w:type="spellStart"/>
+      <w:r>
+        <w:t>Destaca</w:t>
+      </w:r>
+      <w:proofErr w:type="spellEnd"/>
+      <w:r>
+        <w:t xml:space="preserve"> por </w:t>
+      </w:r>
+      <w:proofErr w:type="spellStart"/>
+      <w:r>
+        <w:t>sus</w:t>
+      </w:r>
+      <w:proofErr w:type="spellEnd"/>
+      <w:r>
+        <w:t xml:space="preserve"> </w:t>
+      </w:r>
+      <w:proofErr w:type="spellStart"/>
+      <w:r>
+        <w:t>refinadas</w:t>
+      </w:r>
+      <w:proofErr w:type="spellEnd"/>
+      <w:r>
+        <w:t xml:space="preserve"> </w:t>
+      </w:r>
+      <w:proofErr w:type="spellStart"/>
+      <w:r>
+        <w:t>decoraciones</w:t>
+      </w:r>
+      <w:proofErr w:type="spellEnd"/>
+      <w:r>
+        <w:t xml:space="preserve"> en </w:t>
+      </w:r>
+      <w:proofErr w:type="spellStart"/>
+      <w:r>
+        <w:t>estuco</w:t>
+      </w:r>
+      <w:proofErr w:type="spellEnd"/>
+      <w:r>
+        <w:t xml:space="preserve"> </w:t>
+      </w:r>
+      <w:proofErr w:type="spellStart"/>
+      <w:r>
+        <w:t>realizadas</w:t>
+      </w:r>
+      <w:proofErr w:type="spellEnd"/>
+      <w:r>
+        <w:t xml:space="preserve"> por </w:t>
+      </w:r>
+      <w:r>
+        <w:rPr>
+          <w:b/>
+          <w:bCs/>
+        </w:rPr>
+        <w:t>Angelo Gabriello Piò</w:t>
+      </w:r>
+      <w:r>
+        <w:t xml:space="preserve">, </w:t>
+      </w:r>
+      <w:proofErr w:type="spellStart"/>
+      <w:r>
+        <w:t>célebre</w:t>
+      </w:r>
+      <w:proofErr w:type="spellEnd"/>
+      <w:r>
+        <w:t xml:space="preserve"> </w:t>
+      </w:r>
+      <w:proofErr w:type="spellStart"/>
+      <w:r>
+        <w:t>escultor</w:t>
+      </w:r>
+      <w:proofErr w:type="spellEnd"/>
+      <w:r>
+        <w:t xml:space="preserve"> del siglo XVIII </w:t>
+      </w:r>
+      <w:proofErr w:type="spellStart"/>
+      <w:r>
+        <w:t>boloñés</w:t>
+      </w:r>
+      <w:proofErr w:type="spellEnd"/>
+      <w:r>
+        <w:t>.</w:t>
       </w:r>
     </w:p>
     <w:p>
-      <w:pPr xmlns:w="http://schemas.openxmlformats.org/wordprocessingml/2006/main">
+      <w:pPr>
         <w:numPr>
           <w:ilvl w:val="0"/>
           <w:numId w:val="3"/>
         </w:numPr>
       </w:pPr>
-      <w:r xmlns:w="http://schemas.openxmlformats.org/wordprocessingml/2006/main">
-        <w:rPr>
-          <w:b/>
-          <w:bCs/>
-        </w:rPr>
-        <w:t xml:space="preserve">Sitio web oficial de la Basílica: </w:t>
-      </w:r>
-      <w:r xmlns:w="http://schemas.openxmlformats.org/wordprocessingml/2006/main">
-        <w:t xml:space="preserve">Documentación relativa a la restauración post terremoto de 2012.</w:t>
+      <w:r>
+        <w:rPr>
+          <w:b/>
+          <w:bCs/>
+        </w:rPr>
+        <w:t xml:space="preserve">El </w:t>
+      </w:r>
+      <w:proofErr w:type="spellStart"/>
+      <w:r>
+        <w:rPr>
+          <w:b/>
+          <w:bCs/>
+        </w:rPr>
+        <w:t>Crucifijo</w:t>
+      </w:r>
+      <w:proofErr w:type="spellEnd"/>
+      <w:r>
+        <w:rPr>
+          <w:b/>
+          <w:bCs/>
+        </w:rPr>
+        <w:t xml:space="preserve"> de Madera de Higuera:</w:t>
+      </w:r>
+      <w:r>
+        <w:t xml:space="preserve"> Un </w:t>
+      </w:r>
+      <w:proofErr w:type="spellStart"/>
+      <w:r>
+        <w:t>antiquísimo</w:t>
+      </w:r>
+      <w:proofErr w:type="spellEnd"/>
+      <w:r>
+        <w:t xml:space="preserve"> </w:t>
+      </w:r>
+      <w:proofErr w:type="spellStart"/>
+      <w:r>
+        <w:t>crucifijo</w:t>
+      </w:r>
+      <w:proofErr w:type="spellEnd"/>
+      <w:r>
+        <w:t xml:space="preserve"> de madera </w:t>
+      </w:r>
+      <w:proofErr w:type="spellStart"/>
+      <w:r>
+        <w:t>que</w:t>
+      </w:r>
+      <w:proofErr w:type="spellEnd"/>
+      <w:r>
+        <w:t xml:space="preserve"> la </w:t>
+      </w:r>
+      <w:proofErr w:type="spellStart"/>
+      <w:r>
+        <w:t>tradición</w:t>
+      </w:r>
+      <w:proofErr w:type="spellEnd"/>
+      <w:r>
+        <w:t xml:space="preserve"> </w:t>
+      </w:r>
+      <w:proofErr w:type="spellStart"/>
+      <w:r>
+        <w:t>remonta</w:t>
+      </w:r>
+      <w:proofErr w:type="spellEnd"/>
+      <w:r>
+        <w:t xml:space="preserve"> a </w:t>
+      </w:r>
+      <w:proofErr w:type="spellStart"/>
+      <w:r>
+        <w:t>antes</w:t>
+      </w:r>
+      <w:proofErr w:type="spellEnd"/>
+      <w:r>
+        <w:t xml:space="preserve"> del </w:t>
+      </w:r>
+      <w:proofErr w:type="spellStart"/>
+      <w:r>
+        <w:t>año</w:t>
+      </w:r>
+      <w:proofErr w:type="spellEnd"/>
+      <w:r>
+        <w:t xml:space="preserve"> 1000 (</w:t>
+      </w:r>
+      <w:proofErr w:type="spellStart"/>
+      <w:r>
+        <w:t>atribuido</w:t>
+      </w:r>
+      <w:proofErr w:type="spellEnd"/>
+      <w:r>
+        <w:t xml:space="preserve"> a </w:t>
+      </w:r>
+      <w:proofErr w:type="spellStart"/>
+      <w:r>
+        <w:t>los</w:t>
+      </w:r>
+      <w:proofErr w:type="spellEnd"/>
+      <w:r>
+        <w:t xml:space="preserve"> </w:t>
+      </w:r>
+      <w:proofErr w:type="spellStart"/>
+      <w:r>
+        <w:t>siglos</w:t>
+      </w:r>
+      <w:proofErr w:type="spellEnd"/>
+      <w:r>
+        <w:t xml:space="preserve"> XII-XIII).</w:t>
       </w:r>
     </w:p>
     <w:p>
-      <w:r xmlns:w="http://schemas.openxmlformats.org/wordprocessingml/2006/main">
-        <w:t xml:space="preserve">¿Quieres saber más sobre la historia de alguna obra concreta del interior de la Basílica o conocer sus horarios de apertura?</w:t>
+      <w:pPr>
+        <w:numPr>
+          <w:ilvl w:val="0"/>
+          <w:numId w:val="3"/>
+        </w:numPr>
+      </w:pPr>
+      <w:r>
+        <w:rPr>
+          <w:b/>
+          <w:bCs/>
+        </w:rPr>
+        <w:t>La Cruz de Piedra:</w:t>
+      </w:r>
+      <w:r>
+        <w:t xml:space="preserve"> Se conserva en su </w:t>
+      </w:r>
+      <w:proofErr w:type="spellStart"/>
+      <w:r>
+        <w:t>interior</w:t>
+      </w:r>
+      <w:proofErr w:type="spellEnd"/>
+      <w:r>
+        <w:t xml:space="preserve"> una </w:t>
+      </w:r>
+      <w:proofErr w:type="spellStart"/>
+      <w:r>
+        <w:t>antigua</w:t>
+      </w:r>
+      <w:proofErr w:type="spellEnd"/>
+      <w:r>
+        <w:t xml:space="preserve"> </w:t>
+      </w:r>
+      <w:proofErr w:type="spellStart"/>
+      <w:r>
+        <w:t>cruz</w:t>
+      </w:r>
+      <w:proofErr w:type="spellEnd"/>
+      <w:r>
+        <w:t xml:space="preserve"> viaria de </w:t>
+      </w:r>
+      <w:proofErr w:type="spellStart"/>
+      <w:r>
+        <w:t>piedra</w:t>
+      </w:r>
+      <w:proofErr w:type="spellEnd"/>
+      <w:r>
+        <w:t xml:space="preserve"> </w:t>
+      </w:r>
+      <w:proofErr w:type="spellStart"/>
+      <w:r>
+        <w:t>hallada</w:t>
+      </w:r>
+      <w:proofErr w:type="spellEnd"/>
+      <w:r>
+        <w:t xml:space="preserve"> en </w:t>
+      </w:r>
+      <w:proofErr w:type="spellStart"/>
+      <w:r>
+        <w:t>excavaciones</w:t>
+      </w:r>
+      <w:proofErr w:type="spellEnd"/>
+      <w:r>
+        <w:t xml:space="preserve"> </w:t>
+      </w:r>
+      <w:proofErr w:type="spellStart"/>
+      <w:r>
+        <w:t>bajo</w:t>
+      </w:r>
+      <w:proofErr w:type="spellEnd"/>
+      <w:r>
+        <w:t xml:space="preserve"> </w:t>
+      </w:r>
+      <w:proofErr w:type="spellStart"/>
+      <w:r>
+        <w:t>el</w:t>
+      </w:r>
+      <w:proofErr w:type="spellEnd"/>
+      <w:r>
+        <w:t xml:space="preserve"> </w:t>
+      </w:r>
+      <w:proofErr w:type="spellStart"/>
+      <w:r>
+        <w:t>suelo</w:t>
+      </w:r>
+      <w:proofErr w:type="spellEnd"/>
+      <w:r>
+        <w:t xml:space="preserve">, </w:t>
+      </w:r>
+      <w:proofErr w:type="spellStart"/>
+      <w:r>
+        <w:t>que</w:t>
+      </w:r>
+      <w:proofErr w:type="spellEnd"/>
+      <w:r>
+        <w:t xml:space="preserve"> </w:t>
+      </w:r>
+      <w:proofErr w:type="spellStart"/>
+      <w:r>
+        <w:t>atestigua</w:t>
+      </w:r>
+      <w:proofErr w:type="spellEnd"/>
+      <w:r>
+        <w:t xml:space="preserve"> </w:t>
+      </w:r>
+      <w:proofErr w:type="spellStart"/>
+      <w:r>
+        <w:t>el</w:t>
+      </w:r>
+      <w:proofErr w:type="spellEnd"/>
+      <w:r>
+        <w:t xml:space="preserve"> </w:t>
+      </w:r>
+      <w:proofErr w:type="spellStart"/>
+      <w:r>
+        <w:t>carácter</w:t>
+      </w:r>
+      <w:proofErr w:type="spellEnd"/>
+      <w:r>
+        <w:t xml:space="preserve"> </w:t>
+      </w:r>
+      <w:proofErr w:type="spellStart"/>
+      <w:r>
+        <w:t>sagrado</w:t>
+      </w:r>
+      <w:proofErr w:type="spellEnd"/>
+      <w:r>
+        <w:t xml:space="preserve"> </w:t>
+      </w:r>
+      <w:proofErr w:type="spellStart"/>
+      <w:r>
+        <w:t>ininterrumpido</w:t>
+      </w:r>
+      <w:proofErr w:type="spellEnd"/>
+      <w:r>
+        <w:t xml:space="preserve"> del </w:t>
+      </w:r>
+      <w:proofErr w:type="spellStart"/>
+      <w:r>
+        <w:t>lugar</w:t>
+      </w:r>
+      <w:proofErr w:type="spellEnd"/>
+      <w:r>
+        <w:t xml:space="preserve"> </w:t>
+      </w:r>
+      <w:proofErr w:type="spellStart"/>
+      <w:r>
+        <w:t>desde</w:t>
+      </w:r>
+      <w:proofErr w:type="spellEnd"/>
+      <w:r>
+        <w:t xml:space="preserve"> la </w:t>
+      </w:r>
+      <w:proofErr w:type="spellStart"/>
+      <w:r>
+        <w:t>antigüedad</w:t>
+      </w:r>
+      <w:proofErr w:type="spellEnd"/>
+      <w:r>
+        <w:t>.</w:t>
+      </w:r>
+    </w:p>
+    <w:p>
+      <w:pPr>
+        <w:rPr>
+          <w:b/>
+          <w:bCs/>
+        </w:rPr>
+      </w:pPr>
+      <w:proofErr w:type="spellStart"/>
+      <w:r>
+        <w:rPr>
+          <w:b/>
+          <w:bCs/>
+        </w:rPr>
+        <w:lastRenderedPageBreak/>
+        <w:t>Anécdotas</w:t>
+      </w:r>
+      <w:proofErr w:type="spellEnd"/>
+      <w:r>
+        <w:rPr>
+          <w:b/>
+          <w:bCs/>
+        </w:rPr>
+        <w:t xml:space="preserve">, </w:t>
+      </w:r>
+      <w:proofErr w:type="spellStart"/>
+      <w:r>
+        <w:rPr>
+          <w:b/>
+          <w:bCs/>
+        </w:rPr>
+        <w:t>Curiosidades</w:t>
+      </w:r>
+      <w:proofErr w:type="spellEnd"/>
+      <w:r>
+        <w:rPr>
+          <w:b/>
+          <w:bCs/>
+        </w:rPr>
+        <w:t xml:space="preserve"> e Historia </w:t>
+      </w:r>
+      <w:proofErr w:type="spellStart"/>
+      <w:r>
+        <w:rPr>
+          <w:b/>
+          <w:bCs/>
+        </w:rPr>
+        <w:t>Profunda</w:t>
+      </w:r>
+      <w:proofErr w:type="spellEnd"/>
+    </w:p>
+    <w:p>
+      <w:pPr>
+        <w:numPr>
+          <w:ilvl w:val="0"/>
+          <w:numId w:val="4"/>
+        </w:numPr>
+      </w:pPr>
+      <w:r>
+        <w:rPr>
+          <w:b/>
+          <w:bCs/>
+        </w:rPr>
+        <w:t>El Misterio de la Madera de Higuera:</w:t>
+      </w:r>
+      <w:r>
+        <w:t xml:space="preserve"> La </w:t>
+      </w:r>
+      <w:proofErr w:type="spellStart"/>
+      <w:r>
+        <w:t>tradición</w:t>
+      </w:r>
+      <w:proofErr w:type="spellEnd"/>
+      <w:r>
+        <w:t xml:space="preserve"> </w:t>
+      </w:r>
+      <w:proofErr w:type="spellStart"/>
+      <w:r>
+        <w:t>devocional</w:t>
+      </w:r>
+      <w:proofErr w:type="spellEnd"/>
+      <w:r>
+        <w:t xml:space="preserve"> denomina a la </w:t>
+      </w:r>
+      <w:proofErr w:type="spellStart"/>
+      <w:r>
+        <w:t>escultura</w:t>
+      </w:r>
+      <w:proofErr w:type="spellEnd"/>
+      <w:r>
+        <w:t xml:space="preserve"> </w:t>
+      </w:r>
+      <w:r>
+        <w:rPr>
+          <w:i/>
+          <w:iCs/>
+        </w:rPr>
+        <w:t>"Crocifisso di Fico"</w:t>
+      </w:r>
+      <w:r>
+        <w:t xml:space="preserve"> por </w:t>
+      </w:r>
+      <w:proofErr w:type="spellStart"/>
+      <w:r>
+        <w:t>estar</w:t>
+      </w:r>
+      <w:proofErr w:type="spellEnd"/>
+      <w:r>
+        <w:t xml:space="preserve"> </w:t>
+      </w:r>
+      <w:proofErr w:type="spellStart"/>
+      <w:r>
+        <w:t>tallada</w:t>
+      </w:r>
+      <w:proofErr w:type="spellEnd"/>
+      <w:r>
+        <w:t xml:space="preserve"> en madera de </w:t>
+      </w:r>
+      <w:proofErr w:type="spellStart"/>
+      <w:r>
+        <w:t>higuera</w:t>
+      </w:r>
+      <w:proofErr w:type="spellEnd"/>
+      <w:r>
+        <w:t xml:space="preserve">. En </w:t>
+      </w:r>
+      <w:proofErr w:type="spellStart"/>
+      <w:r>
+        <w:t>el</w:t>
+      </w:r>
+      <w:proofErr w:type="spellEnd"/>
+      <w:r>
+        <w:t xml:space="preserve"> </w:t>
+      </w:r>
+      <w:proofErr w:type="spellStart"/>
+      <w:r>
+        <w:t>ámbito</w:t>
+      </w:r>
+      <w:proofErr w:type="spellEnd"/>
+      <w:r>
+        <w:t xml:space="preserve"> </w:t>
+      </w:r>
+      <w:proofErr w:type="spellStart"/>
+      <w:r>
+        <w:t>artístico</w:t>
+      </w:r>
+      <w:proofErr w:type="spellEnd"/>
+      <w:r>
+        <w:t xml:space="preserve"> y </w:t>
+      </w:r>
+      <w:proofErr w:type="spellStart"/>
+      <w:r>
+        <w:t>botánico</w:t>
+      </w:r>
+      <w:proofErr w:type="spellEnd"/>
+      <w:r>
+        <w:t xml:space="preserve"> es una madera </w:t>
+      </w:r>
+      <w:proofErr w:type="spellStart"/>
+      <w:r>
+        <w:t>muy</w:t>
+      </w:r>
+      <w:proofErr w:type="spellEnd"/>
+      <w:r>
+        <w:t xml:space="preserve"> rara de </w:t>
+      </w:r>
+      <w:proofErr w:type="spellStart"/>
+      <w:r>
+        <w:t>esculpir</w:t>
+      </w:r>
+      <w:proofErr w:type="spellEnd"/>
+      <w:r>
+        <w:t xml:space="preserve"> </w:t>
+      </w:r>
+      <w:proofErr w:type="spellStart"/>
+      <w:r>
+        <w:t>debido</w:t>
+      </w:r>
+      <w:proofErr w:type="spellEnd"/>
+      <w:r>
+        <w:t xml:space="preserve"> a su fibra blanda y </w:t>
+      </w:r>
+      <w:proofErr w:type="spellStart"/>
+      <w:r>
+        <w:t>esponjosa</w:t>
+      </w:r>
+      <w:proofErr w:type="spellEnd"/>
+      <w:r>
+        <w:t xml:space="preserve">; en la </w:t>
+      </w:r>
+      <w:proofErr w:type="spellStart"/>
+      <w:r>
+        <w:t>simbología</w:t>
+      </w:r>
+      <w:proofErr w:type="spellEnd"/>
+      <w:r>
+        <w:t xml:space="preserve"> paleocristiana, la </w:t>
+      </w:r>
+      <w:proofErr w:type="spellStart"/>
+      <w:r>
+        <w:t>higuera</w:t>
+      </w:r>
+      <w:proofErr w:type="spellEnd"/>
+      <w:r>
+        <w:t xml:space="preserve"> evoca </w:t>
+      </w:r>
+      <w:proofErr w:type="spellStart"/>
+      <w:r>
+        <w:t>el</w:t>
+      </w:r>
+      <w:proofErr w:type="spellEnd"/>
+      <w:r>
+        <w:t xml:space="preserve"> </w:t>
+      </w:r>
+      <w:proofErr w:type="spellStart"/>
+      <w:r>
+        <w:t>Árbol</w:t>
+      </w:r>
+      <w:proofErr w:type="spellEnd"/>
+      <w:r>
+        <w:t xml:space="preserve"> del </w:t>
+      </w:r>
+      <w:proofErr w:type="spellStart"/>
+      <w:r>
+        <w:t>Conocimiento</w:t>
+      </w:r>
+      <w:proofErr w:type="spellEnd"/>
+      <w:r>
+        <w:t xml:space="preserve"> y la </w:t>
+      </w:r>
+      <w:proofErr w:type="spellStart"/>
+      <w:r>
+        <w:t>unión</w:t>
+      </w:r>
+      <w:proofErr w:type="spellEnd"/>
+      <w:r>
+        <w:t xml:space="preserve"> </w:t>
+      </w:r>
+      <w:proofErr w:type="spellStart"/>
+      <w:r>
+        <w:t>entre</w:t>
+      </w:r>
+      <w:proofErr w:type="spellEnd"/>
+      <w:r>
+        <w:t xml:space="preserve"> </w:t>
+      </w:r>
+      <w:proofErr w:type="spellStart"/>
+      <w:r>
+        <w:t>el</w:t>
+      </w:r>
+      <w:proofErr w:type="spellEnd"/>
+      <w:r>
+        <w:t xml:space="preserve"> </w:t>
+      </w:r>
+      <w:proofErr w:type="spellStart"/>
+      <w:r>
+        <w:t>Antiguo</w:t>
+      </w:r>
+      <w:proofErr w:type="spellEnd"/>
+      <w:r>
+        <w:t xml:space="preserve"> y </w:t>
+      </w:r>
+      <w:proofErr w:type="spellStart"/>
+      <w:r>
+        <w:t>el</w:t>
+      </w:r>
+      <w:proofErr w:type="spellEnd"/>
+      <w:r>
+        <w:t xml:space="preserve"> Nuevo Testamento, dotando a la </w:t>
+      </w:r>
+      <w:proofErr w:type="spellStart"/>
+      <w:r>
+        <w:t>obra</w:t>
+      </w:r>
+      <w:proofErr w:type="spellEnd"/>
+      <w:r>
+        <w:t xml:space="preserve"> de un </w:t>
+      </w:r>
+      <w:proofErr w:type="spellStart"/>
+      <w:r>
+        <w:t>significado</w:t>
+      </w:r>
+      <w:proofErr w:type="spellEnd"/>
+      <w:r>
+        <w:t xml:space="preserve"> </w:t>
+      </w:r>
+      <w:proofErr w:type="spellStart"/>
+      <w:r>
+        <w:t>espiritual</w:t>
+      </w:r>
+      <w:proofErr w:type="spellEnd"/>
+      <w:r>
+        <w:t xml:space="preserve"> </w:t>
+      </w:r>
+      <w:proofErr w:type="spellStart"/>
+      <w:r>
+        <w:t>único</w:t>
+      </w:r>
+      <w:proofErr w:type="spellEnd"/>
+      <w:r>
+        <w:t>.</w:t>
+      </w:r>
+    </w:p>
+    <w:p>
+      <w:pPr>
+        <w:numPr>
+          <w:ilvl w:val="0"/>
+          <w:numId w:val="4"/>
+        </w:numPr>
+      </w:pPr>
+      <w:r>
+        <w:rPr>
+          <w:b/>
+          <w:bCs/>
+        </w:rPr>
+        <w:t xml:space="preserve">El Cardo Romano </w:t>
+      </w:r>
+      <w:proofErr w:type="spellStart"/>
+      <w:r>
+        <w:rPr>
+          <w:b/>
+          <w:bCs/>
+        </w:rPr>
+        <w:t>bajo</w:t>
+      </w:r>
+      <w:proofErr w:type="spellEnd"/>
+      <w:r>
+        <w:rPr>
+          <w:b/>
+          <w:bCs/>
+        </w:rPr>
+        <w:t xml:space="preserve"> </w:t>
+      </w:r>
+      <w:proofErr w:type="spellStart"/>
+      <w:r>
+        <w:rPr>
+          <w:b/>
+          <w:bCs/>
+        </w:rPr>
+        <w:t>el</w:t>
+      </w:r>
+      <w:proofErr w:type="spellEnd"/>
+      <w:r>
+        <w:rPr>
+          <w:b/>
+          <w:bCs/>
+        </w:rPr>
+        <w:t xml:space="preserve"> Suelo:</w:t>
+      </w:r>
+      <w:r>
+        <w:t xml:space="preserve"> Durante </w:t>
+      </w:r>
+      <w:proofErr w:type="spellStart"/>
+      <w:r>
+        <w:t>las</w:t>
+      </w:r>
+      <w:proofErr w:type="spellEnd"/>
+      <w:r>
+        <w:t xml:space="preserve"> </w:t>
+      </w:r>
+      <w:proofErr w:type="spellStart"/>
+      <w:r>
+        <w:t>obras</w:t>
+      </w:r>
+      <w:proofErr w:type="spellEnd"/>
+      <w:r>
+        <w:t xml:space="preserve"> de </w:t>
+      </w:r>
+      <w:proofErr w:type="spellStart"/>
+      <w:r>
+        <w:t>restauración</w:t>
+      </w:r>
+      <w:proofErr w:type="spellEnd"/>
+      <w:r>
+        <w:t xml:space="preserve"> </w:t>
+      </w:r>
+      <w:proofErr w:type="spellStart"/>
+      <w:r>
+        <w:t>tras</w:t>
+      </w:r>
+      <w:proofErr w:type="spellEnd"/>
+      <w:r>
+        <w:t xml:space="preserve"> </w:t>
+      </w:r>
+      <w:proofErr w:type="spellStart"/>
+      <w:r>
+        <w:t>el</w:t>
+      </w:r>
+      <w:proofErr w:type="spellEnd"/>
+      <w:r>
+        <w:t xml:space="preserve"> terremoto, </w:t>
+      </w:r>
+      <w:proofErr w:type="spellStart"/>
+      <w:r>
+        <w:t>las</w:t>
+      </w:r>
+      <w:proofErr w:type="spellEnd"/>
+      <w:r>
+        <w:t xml:space="preserve"> </w:t>
+      </w:r>
+      <w:proofErr w:type="spellStart"/>
+      <w:r>
+        <w:t>excavaciones</w:t>
+      </w:r>
+      <w:proofErr w:type="spellEnd"/>
+      <w:r>
+        <w:t xml:space="preserve"> </w:t>
+      </w:r>
+      <w:proofErr w:type="spellStart"/>
+      <w:r>
+        <w:t>arqueológicas</w:t>
+      </w:r>
+      <w:proofErr w:type="spellEnd"/>
+      <w:r>
+        <w:t xml:space="preserve"> </w:t>
+      </w:r>
+      <w:proofErr w:type="spellStart"/>
+      <w:r>
+        <w:t>bajo</w:t>
+      </w:r>
+      <w:proofErr w:type="spellEnd"/>
+      <w:r>
+        <w:t xml:space="preserve"> </w:t>
+      </w:r>
+      <w:proofErr w:type="spellStart"/>
+      <w:r>
+        <w:t>el</w:t>
+      </w:r>
+      <w:proofErr w:type="spellEnd"/>
+      <w:r>
+        <w:t xml:space="preserve"> pavimento </w:t>
+      </w:r>
+      <w:proofErr w:type="spellStart"/>
+      <w:r>
+        <w:t>confirmaron</w:t>
+      </w:r>
+      <w:proofErr w:type="spellEnd"/>
+      <w:r>
+        <w:t xml:space="preserve"> </w:t>
+      </w:r>
+      <w:proofErr w:type="spellStart"/>
+      <w:r>
+        <w:t>el</w:t>
+      </w:r>
+      <w:proofErr w:type="spellEnd"/>
+      <w:r>
+        <w:t xml:space="preserve"> </w:t>
+      </w:r>
+      <w:proofErr w:type="spellStart"/>
+      <w:r>
+        <w:t>trazado</w:t>
+      </w:r>
+      <w:proofErr w:type="spellEnd"/>
+      <w:r>
+        <w:t xml:space="preserve"> del </w:t>
+      </w:r>
+      <w:proofErr w:type="spellStart"/>
+      <w:r>
+        <w:t>empedrado</w:t>
+      </w:r>
+      <w:proofErr w:type="spellEnd"/>
+      <w:r>
+        <w:t xml:space="preserve"> del </w:t>
+      </w:r>
+      <w:r>
+        <w:rPr>
+          <w:i/>
+          <w:iCs/>
+        </w:rPr>
+        <w:t xml:space="preserve">cardo </w:t>
+      </w:r>
+      <w:proofErr w:type="spellStart"/>
+      <w:r>
+        <w:rPr>
+          <w:i/>
+          <w:iCs/>
+        </w:rPr>
+        <w:t>maximus</w:t>
+      </w:r>
+      <w:proofErr w:type="spellEnd"/>
+      <w:r>
+        <w:t xml:space="preserve"> romano </w:t>
+      </w:r>
+      <w:proofErr w:type="spellStart"/>
+      <w:r>
+        <w:t>sobre</w:t>
+      </w:r>
+      <w:proofErr w:type="spellEnd"/>
+      <w:r>
+        <w:t xml:space="preserve"> </w:t>
+      </w:r>
+      <w:proofErr w:type="spellStart"/>
+      <w:r>
+        <w:t>el</w:t>
+      </w:r>
+      <w:proofErr w:type="spellEnd"/>
+      <w:r>
+        <w:t xml:space="preserve"> </w:t>
+      </w:r>
+      <w:proofErr w:type="spellStart"/>
+      <w:r>
+        <w:t>cual</w:t>
+      </w:r>
+      <w:proofErr w:type="spellEnd"/>
+      <w:r>
+        <w:t xml:space="preserve"> la </w:t>
+      </w:r>
+      <w:proofErr w:type="spellStart"/>
+      <w:r>
+        <w:t>primera</w:t>
+      </w:r>
+      <w:proofErr w:type="spellEnd"/>
+      <w:r>
+        <w:t xml:space="preserve"> </w:t>
+      </w:r>
+      <w:proofErr w:type="spellStart"/>
+      <w:r>
+        <w:t>comunidad</w:t>
+      </w:r>
+      <w:proofErr w:type="spellEnd"/>
+      <w:r>
+        <w:t xml:space="preserve"> paleocristiana </w:t>
+      </w:r>
+      <w:proofErr w:type="spellStart"/>
+      <w:r>
+        <w:t>erigió</w:t>
+      </w:r>
+      <w:proofErr w:type="spellEnd"/>
+      <w:r>
+        <w:t xml:space="preserve"> este pilar de la </w:t>
+      </w:r>
+      <w:proofErr w:type="spellStart"/>
+      <w:r>
+        <w:t>devoción</w:t>
+      </w:r>
+      <w:proofErr w:type="spellEnd"/>
+      <w:r>
+        <w:t xml:space="preserve"> mariana en </w:t>
+      </w:r>
+      <w:proofErr w:type="spellStart"/>
+      <w:r>
+        <w:t>Bolonia</w:t>
+      </w:r>
+      <w:proofErr w:type="spellEnd"/>
+      <w:r>
+        <w:t>.</w:t>
+      </w:r>
+    </w:p>
+    <w:p>
+      <w:pPr>
+        <w:numPr>
+          <w:ilvl w:val="0"/>
+          <w:numId w:val="4"/>
+        </w:numPr>
+      </w:pPr>
+      <w:r>
+        <w:rPr>
+          <w:b/>
+          <w:bCs/>
+        </w:rPr>
+        <w:t xml:space="preserve">Una </w:t>
+      </w:r>
+      <w:proofErr w:type="spellStart"/>
+      <w:r>
+        <w:rPr>
+          <w:b/>
+          <w:bCs/>
+        </w:rPr>
+        <w:t>Fachada</w:t>
+      </w:r>
+      <w:proofErr w:type="spellEnd"/>
+      <w:r>
+        <w:rPr>
+          <w:b/>
+          <w:bCs/>
+        </w:rPr>
+        <w:t xml:space="preserve"> Inconclusa durante Tres </w:t>
+      </w:r>
+      <w:proofErr w:type="spellStart"/>
+      <w:r>
+        <w:rPr>
+          <w:b/>
+          <w:bCs/>
+        </w:rPr>
+        <w:t>Siglos</w:t>
+      </w:r>
+      <w:proofErr w:type="spellEnd"/>
+      <w:r>
+        <w:rPr>
+          <w:b/>
+          <w:bCs/>
+        </w:rPr>
+        <w:t>:</w:t>
+      </w:r>
+      <w:r>
+        <w:t xml:space="preserve"> Durante casi </w:t>
+      </w:r>
+      <w:proofErr w:type="spellStart"/>
+      <w:r>
+        <w:t>trescientos</w:t>
+      </w:r>
+      <w:proofErr w:type="spellEnd"/>
+      <w:r>
+        <w:t xml:space="preserve"> </w:t>
+      </w:r>
+      <w:proofErr w:type="spellStart"/>
+      <w:r>
+        <w:t>años</w:t>
+      </w:r>
+      <w:proofErr w:type="spellEnd"/>
+      <w:r>
+        <w:t xml:space="preserve"> </w:t>
+      </w:r>
+      <w:proofErr w:type="spellStart"/>
+      <w:r>
+        <w:t>desde</w:t>
+      </w:r>
+      <w:proofErr w:type="spellEnd"/>
+      <w:r>
+        <w:t xml:space="preserve"> la </w:t>
+      </w:r>
+      <w:proofErr w:type="spellStart"/>
+      <w:r>
+        <w:t>intervención</w:t>
+      </w:r>
+      <w:proofErr w:type="spellEnd"/>
+      <w:r>
+        <w:t xml:space="preserve"> </w:t>
+      </w:r>
+      <w:proofErr w:type="spellStart"/>
+      <w:r>
+        <w:t>barroca</w:t>
+      </w:r>
+      <w:proofErr w:type="spellEnd"/>
+      <w:r>
+        <w:t xml:space="preserve"> de Canali (1665), la </w:t>
+      </w:r>
+      <w:proofErr w:type="spellStart"/>
+      <w:r>
+        <w:t>iglesia</w:t>
+      </w:r>
+      <w:proofErr w:type="spellEnd"/>
+      <w:r>
+        <w:t xml:space="preserve"> </w:t>
+      </w:r>
+      <w:proofErr w:type="spellStart"/>
+      <w:r>
+        <w:t>lució</w:t>
+      </w:r>
+      <w:proofErr w:type="spellEnd"/>
+      <w:r>
+        <w:t xml:space="preserve"> un </w:t>
+      </w:r>
+      <w:proofErr w:type="spellStart"/>
+      <w:r>
+        <w:t>espectacular</w:t>
+      </w:r>
+      <w:proofErr w:type="spellEnd"/>
+      <w:r>
+        <w:t xml:space="preserve"> </w:t>
+      </w:r>
+      <w:proofErr w:type="spellStart"/>
+      <w:r>
+        <w:t>pórtico</w:t>
+      </w:r>
+      <w:proofErr w:type="spellEnd"/>
+      <w:r>
+        <w:t xml:space="preserve"> a </w:t>
+      </w:r>
+      <w:proofErr w:type="spellStart"/>
+      <w:r>
+        <w:t>nivel</w:t>
+      </w:r>
+      <w:proofErr w:type="spellEnd"/>
+      <w:r>
+        <w:t xml:space="preserve"> de calle con </w:t>
+      </w:r>
+      <w:proofErr w:type="spellStart"/>
+      <w:r>
+        <w:t>tres</w:t>
+      </w:r>
+      <w:proofErr w:type="spellEnd"/>
+      <w:r>
+        <w:t xml:space="preserve"> </w:t>
+      </w:r>
+      <w:proofErr w:type="spellStart"/>
+      <w:r>
+        <w:t>arcadas</w:t>
+      </w:r>
+      <w:proofErr w:type="spellEnd"/>
+      <w:r>
+        <w:t xml:space="preserve">, pero su parte superior </w:t>
+      </w:r>
+      <w:proofErr w:type="spellStart"/>
+      <w:r>
+        <w:t>permaneció</w:t>
+      </w:r>
+      <w:proofErr w:type="spellEnd"/>
+      <w:r>
+        <w:t xml:space="preserve"> en </w:t>
+      </w:r>
+      <w:proofErr w:type="spellStart"/>
+      <w:r>
+        <w:t>ladrillo</w:t>
+      </w:r>
+      <w:proofErr w:type="spellEnd"/>
+      <w:r>
+        <w:t xml:space="preserve"> visto </w:t>
+      </w:r>
+      <w:proofErr w:type="spellStart"/>
+      <w:r>
+        <w:t>hasta</w:t>
+      </w:r>
+      <w:proofErr w:type="spellEnd"/>
+      <w:r>
+        <w:t xml:space="preserve"> su remate definitivo en 1955.</w:t>
+      </w:r>
+    </w:p>
+    <w:p>
+      <w:pPr>
+        <w:rPr>
+          <w:b/>
+          <w:bCs/>
+        </w:rPr>
+      </w:pPr>
+      <w:r>
+        <w:rPr>
+          <w:b/>
+          <w:bCs/>
+        </w:rPr>
+        <w:t xml:space="preserve">Fuentes </w:t>
+      </w:r>
+      <w:proofErr w:type="spellStart"/>
+      <w:r>
+        <w:rPr>
+          <w:b/>
+          <w:bCs/>
+        </w:rPr>
+        <w:t>Utilizadas</w:t>
+      </w:r>
+      <w:proofErr w:type="spellEnd"/>
+      <w:r>
+        <w:rPr>
+          <w:b/>
+          <w:bCs/>
+        </w:rPr>
+        <w:t xml:space="preserve"> y </w:t>
+      </w:r>
+      <w:proofErr w:type="spellStart"/>
+      <w:r>
+        <w:rPr>
+          <w:b/>
+          <w:bCs/>
+        </w:rPr>
+        <w:t>Certificadas</w:t>
+      </w:r>
+      <w:proofErr w:type="spellEnd"/>
+    </w:p>
+    <w:p>
+      <w:pPr>
+        <w:numPr>
+          <w:ilvl w:val="0"/>
+          <w:numId w:val="5"/>
+        </w:numPr>
+      </w:pPr>
+      <w:r>
+        <w:rPr>
+          <w:b/>
+          <w:bCs/>
+        </w:rPr>
+        <w:t>Origine di Bologna:</w:t>
+      </w:r>
+      <w:r>
+        <w:t xml:space="preserve"> </w:t>
+      </w:r>
+      <w:proofErr w:type="spellStart"/>
+      <w:r>
+        <w:t>Proyecto</w:t>
+      </w:r>
+      <w:proofErr w:type="spellEnd"/>
+      <w:r>
+        <w:t xml:space="preserve"> del Municipio de </w:t>
+      </w:r>
+      <w:proofErr w:type="spellStart"/>
+      <w:r>
+        <w:t>Bolonia</w:t>
+      </w:r>
+      <w:proofErr w:type="spellEnd"/>
+      <w:r>
+        <w:t xml:space="preserve"> </w:t>
+      </w:r>
+      <w:proofErr w:type="spellStart"/>
+      <w:r>
+        <w:t>que</w:t>
+      </w:r>
+      <w:proofErr w:type="spellEnd"/>
+      <w:r>
+        <w:t xml:space="preserve"> documenta la </w:t>
+      </w:r>
+      <w:proofErr w:type="spellStart"/>
+      <w:r>
+        <w:t>historia</w:t>
+      </w:r>
+      <w:proofErr w:type="spellEnd"/>
+      <w:r>
+        <w:t xml:space="preserve"> de </w:t>
+      </w:r>
+      <w:proofErr w:type="spellStart"/>
+      <w:r>
+        <w:t>las</w:t>
+      </w:r>
+      <w:proofErr w:type="spellEnd"/>
+      <w:r>
+        <w:t xml:space="preserve"> </w:t>
+      </w:r>
+      <w:proofErr w:type="spellStart"/>
+      <w:r>
+        <w:t>calles</w:t>
+      </w:r>
+      <w:proofErr w:type="spellEnd"/>
+      <w:r>
+        <w:t xml:space="preserve"> y </w:t>
+      </w:r>
+      <w:proofErr w:type="spellStart"/>
+      <w:r>
+        <w:t>edificios</w:t>
+      </w:r>
+      <w:proofErr w:type="spellEnd"/>
+      <w:r>
+        <w:t xml:space="preserve"> </w:t>
+      </w:r>
+      <w:proofErr w:type="spellStart"/>
+      <w:r>
+        <w:t>históricos</w:t>
+      </w:r>
+      <w:proofErr w:type="spellEnd"/>
+      <w:r>
+        <w:t xml:space="preserve"> (</w:t>
+      </w:r>
+      <w:proofErr w:type="spellStart"/>
+      <w:r>
+        <w:t>ficha</w:t>
+      </w:r>
+      <w:proofErr w:type="spellEnd"/>
+      <w:r>
+        <w:t xml:space="preserve"> de Via Galliera 10).</w:t>
+      </w:r>
+    </w:p>
+    <w:p>
+      <w:pPr>
+        <w:numPr>
+          <w:ilvl w:val="0"/>
+          <w:numId w:val="5"/>
+        </w:numPr>
+      </w:pPr>
+      <w:r>
+        <w:rPr>
+          <w:b/>
+          <w:bCs/>
+        </w:rPr>
+        <w:t>Bologna Online - Biblioteca Salaborsa:</w:t>
+      </w:r>
+      <w:r>
+        <w:t xml:space="preserve"> </w:t>
+      </w:r>
+      <w:proofErr w:type="spellStart"/>
+      <w:r>
+        <w:t>Archivo</w:t>
+      </w:r>
+      <w:proofErr w:type="spellEnd"/>
+      <w:r>
+        <w:t xml:space="preserve"> </w:t>
+      </w:r>
+      <w:proofErr w:type="spellStart"/>
+      <w:r>
+        <w:t>digital</w:t>
+      </w:r>
+      <w:proofErr w:type="spellEnd"/>
+      <w:r>
+        <w:t xml:space="preserve"> de la biblioteca </w:t>
+      </w:r>
+      <w:proofErr w:type="spellStart"/>
+      <w:r>
+        <w:t>central</w:t>
+      </w:r>
+      <w:proofErr w:type="spellEnd"/>
+      <w:r>
+        <w:t xml:space="preserve"> de </w:t>
+      </w:r>
+      <w:proofErr w:type="spellStart"/>
+      <w:r>
+        <w:t>Bolonia</w:t>
+      </w:r>
+      <w:proofErr w:type="spellEnd"/>
+      <w:r>
+        <w:t>.</w:t>
+      </w:r>
+    </w:p>
+    <w:p>
+      <w:pPr>
+        <w:numPr>
+          <w:ilvl w:val="0"/>
+          <w:numId w:val="5"/>
+        </w:numPr>
+      </w:pPr>
+      <w:r>
+        <w:rPr>
+          <w:b/>
+          <w:bCs/>
+        </w:rPr>
+        <w:t>Storia e Memoria di Bologna:</w:t>
+      </w:r>
+      <w:r>
+        <w:t xml:space="preserve"> Portal </w:t>
+      </w:r>
+      <w:proofErr w:type="spellStart"/>
+      <w:r>
+        <w:t>oficial</w:t>
+      </w:r>
+      <w:proofErr w:type="spellEnd"/>
+      <w:r>
+        <w:t xml:space="preserve"> del municipio para la </w:t>
+      </w:r>
+      <w:proofErr w:type="spellStart"/>
+      <w:r>
+        <w:t>puesta</w:t>
+      </w:r>
+      <w:proofErr w:type="spellEnd"/>
+      <w:r>
+        <w:t xml:space="preserve"> en valor del patrimonio </w:t>
+      </w:r>
+      <w:proofErr w:type="spellStart"/>
+      <w:r>
+        <w:t>histórico</w:t>
+      </w:r>
+      <w:proofErr w:type="spellEnd"/>
+      <w:r>
+        <w:t>.</w:t>
+      </w:r>
+    </w:p>
+    <w:p>
+      <w:pPr>
+        <w:numPr>
+          <w:ilvl w:val="0"/>
+          <w:numId w:val="5"/>
+        </w:numPr>
+      </w:pPr>
+      <w:proofErr w:type="spellStart"/>
+      <w:r>
+        <w:rPr>
+          <w:b/>
+          <w:bCs/>
+        </w:rPr>
+        <w:t>BeWeB</w:t>
+      </w:r>
+      <w:proofErr w:type="spellEnd"/>
+      <w:r>
+        <w:rPr>
+          <w:b/>
+          <w:bCs/>
+        </w:rPr>
+        <w:t xml:space="preserve"> (Beni Ecclesiastici in Web):</w:t>
+      </w:r>
+      <w:r>
+        <w:t xml:space="preserve"> Censo </w:t>
+      </w:r>
+      <w:proofErr w:type="spellStart"/>
+      <w:r>
+        <w:t>oficial</w:t>
+      </w:r>
+      <w:proofErr w:type="spellEnd"/>
+      <w:r>
+        <w:t xml:space="preserve"> de la </w:t>
+      </w:r>
+      <w:proofErr w:type="spellStart"/>
+      <w:r>
+        <w:t>Conferencia</w:t>
+      </w:r>
+      <w:proofErr w:type="spellEnd"/>
+      <w:r>
+        <w:t xml:space="preserve"> </w:t>
+      </w:r>
+      <w:proofErr w:type="spellStart"/>
+      <w:r>
+        <w:t>Episcopal</w:t>
+      </w:r>
+      <w:proofErr w:type="spellEnd"/>
+      <w:r>
+        <w:t xml:space="preserve"> Italiana (CEI).</w:t>
+      </w:r>
+    </w:p>
+    <w:p>
+      <w:pPr>
+        <w:numPr>
+          <w:ilvl w:val="0"/>
+          <w:numId w:val="5"/>
+        </w:numPr>
+      </w:pPr>
+      <w:proofErr w:type="spellStart"/>
+      <w:r>
+        <w:rPr>
+          <w:b/>
+          <w:bCs/>
+        </w:rPr>
+        <w:t>Sitio</w:t>
+      </w:r>
+      <w:proofErr w:type="spellEnd"/>
+      <w:r>
+        <w:rPr>
+          <w:b/>
+          <w:bCs/>
+        </w:rPr>
+        <w:t xml:space="preserve"> </w:t>
+      </w:r>
+      <w:proofErr w:type="spellStart"/>
+      <w:r>
+        <w:rPr>
+          <w:b/>
+          <w:bCs/>
+        </w:rPr>
+        <w:t>Oficial</w:t>
+      </w:r>
+      <w:proofErr w:type="spellEnd"/>
+      <w:r>
+        <w:rPr>
+          <w:b/>
+          <w:bCs/>
+        </w:rPr>
+        <w:t xml:space="preserve"> de la </w:t>
+      </w:r>
+      <w:proofErr w:type="spellStart"/>
+      <w:r>
+        <w:rPr>
+          <w:b/>
+          <w:bCs/>
+        </w:rPr>
+        <w:t>Basílica</w:t>
+      </w:r>
+      <w:proofErr w:type="spellEnd"/>
+      <w:r>
+        <w:rPr>
+          <w:b/>
+          <w:bCs/>
+        </w:rPr>
+        <w:t>:</w:t>
+      </w:r>
+      <w:r>
+        <w:t xml:space="preserve"> </w:t>
+      </w:r>
+      <w:proofErr w:type="spellStart"/>
+      <w:r>
+        <w:t>Documentación</w:t>
+      </w:r>
+      <w:proofErr w:type="spellEnd"/>
+      <w:r>
+        <w:t xml:space="preserve"> </w:t>
+      </w:r>
+      <w:proofErr w:type="spellStart"/>
+      <w:r>
+        <w:t>sobre</w:t>
+      </w:r>
+      <w:proofErr w:type="spellEnd"/>
+      <w:r>
+        <w:t xml:space="preserve"> </w:t>
+      </w:r>
+      <w:proofErr w:type="spellStart"/>
+      <w:r>
+        <w:t>las</w:t>
+      </w:r>
+      <w:proofErr w:type="spellEnd"/>
+      <w:r>
+        <w:t xml:space="preserve"> </w:t>
+      </w:r>
+      <w:proofErr w:type="spellStart"/>
+      <w:r>
+        <w:t>restauraciones</w:t>
+      </w:r>
+      <w:proofErr w:type="spellEnd"/>
+      <w:r>
+        <w:t xml:space="preserve"> post-terremoto de 2012 y la </w:t>
+      </w:r>
+      <w:proofErr w:type="spellStart"/>
+      <w:r>
+        <w:t>reapertura</w:t>
+      </w:r>
+      <w:proofErr w:type="spellEnd"/>
+      <w:r>
+        <w:t xml:space="preserve"> de 2019.</w:t>
       </w:r>
     </w:p>
     <w:p/>
@@ -666,124 +3118,11 @@
 </file>
 
 <file path=word/numbering.xml><?xml version="1.0" encoding="utf-8"?>
-<w:numbering xmlns:wpc="http://schemas.microsoft.com/office/word/2010/wordprocessingCanvas" xmlns:cx="http://schemas.microsoft.com/office/drawing/2014/chartex" xmlns:cx1="http://schemas.microsoft.com/office/drawing/2015/9/8/chartex" xmlns:cx2="http://schemas.microsoft.com/office/drawing/2015/10/21/chartex" xmlns:cx3="http://schemas.microsoft.com/office/drawing/2016/5/9/chartex" xmlns:cx4="http://schemas.microsoft.com/office/drawing/2016/5/10/chartex" xmlns:cx5="http://schemas.microsoft.com/office/drawing/2016/5/11/chartex" xmlns:cx6="http://schemas.microsoft.com/office/drawing/2016/5/12/chartex" xmlns:cx7="http://schemas.microsoft.com/office/drawing/2016/5/13/chartex" xmlns:cx8="http://schemas.microsoft.com/office/drawing/2016/5/14/chartex" xmlns:mc="http://schemas.openxmlformats.org/markup-compatibility/2006" xmlns:aink="http://schemas.microsoft.com/office/drawing/2016/ink" xmlns:am3d="http://schemas.microsoft.com/office/drawing/2017/model3d" xmlns:o="urn:schemas-microsoft-com:office:office" xmlns:oel="http://schemas.microsoft.com/office/2019/extlst" xmlns:r="http://schemas.openxmlformats.org/officeDocument/2006/relationships" xmlns:m="http://schemas.openxmlformats.org/officeDocument/2006/math" xmlns:v="urn:schemas-microsoft-com:vml" xmlns:wp14="http://schemas.microsoft.com/office/word/2010/wordprocessingDrawing" xmlns:wp="http://schemas.openxmlformats.org/drawingml/2006/wordprocessingDrawing" xmlns:w10="urn:schemas-microsoft-com:office:word" xmlns:w="http://schemas.openxmlformats.org/wordprocessingml/2006/main" xmlns:w14="http://schemas.microsoft.com/office/word/2010/wordml" xmlns:w15="http://schemas.microsoft.com/office/word/2012/wordml" xmlns:w16cex="http://schemas.microsoft.com/office/word/2018/wordml/cex" xmlns:w16cid="http://schemas.microsoft.com/office/word/2016/wordml/cid" xmlns:w16="http://schemas.microsoft.com/office/word/2018/wordml" xmlns:w16du="http://schemas.microsoft.com/office/word/2023/wordml/word16du" xmlns:w16sdtdh="http://schemas.microsoft.com/office/word/2020/wordml/sdtdatahash" xmlns:w16sdtfl="http://schemas.microsoft.com/office/word/2024/wordml/sdtformatlock" xmlns:w16se="http://schemas.microsoft.com/office/word/2015/wordml/symex" xmlns:wpg="http://schemas.microsoft.com/office/word/2010/wordprocessingGroup" xmlns:wpi="http://schemas.microsoft.com/office/word/2010/wordprocessingInk" xmlns:wne="http://schemas.microsoft.com/office/word/2006/wordml" xmlns:wps="http://schemas.microsoft.com/office/word/2010/wordprocessingShape" mc:Ignorable="w14 w15 w16se w16cid w16 w16cex w16sdtdh w16sdtfl w16du wp14">
+<w:numbering xmlns:wpc="http://schemas.microsoft.com/office/word/2010/wordprocessingCanvas" xmlns:cx="http://schemas.microsoft.com/office/drawing/2014/chartex" xmlns:cx1="http://schemas.microsoft.com/office/drawing/2015/9/8/chartex" xmlns:cx2="http://schemas.microsoft.com/office/drawing/2015/10/21/chartex" xmlns:cx3="http://schemas.microsoft.com/office/drawing/2016/5/9/chartex" xmlns:cx4="http://schemas.microsoft.com/office/drawing/2016/5/10/chartex" xmlns:cx5="http://schemas.microsoft.com/office/drawing/2016/5/11/chartex" xmlns:cx6="http://schemas.microsoft.com/office/drawing/2016/5/12/chartex" xmlns:cx7="http://schemas.microsoft.com/office/drawing/2016/5/13/chartex" xmlns:cx8="http://schemas.microsoft.com/office/drawing/2016/5/14/chartex" xmlns:mc="http://schemas.openxmlformats.org/markup-compatibility/2006" xmlns:aink="http://schemas.microsoft.com/office/drawing/2016/ink" xmlns:am3d="http://schemas.microsoft.com/office/drawing/2017/model3d" xmlns:o="urn:schemas-microsoft-com:office:office" xmlns:oel="http://schemas.microsoft.com/office/2019/extlst" xmlns:r="http://schemas.openxmlformats.org/officeDocument/2006/relationships" xmlns:m="http://schemas.openxmlformats.org/officeDocument/2006/math" xmlns:v="urn:schemas-microsoft-com:vml" xmlns:wp14="http://schemas.microsoft.com/office/word/2010/wordprocessingDrawing" xmlns:wp="http://schemas.openxmlformats.org/drawingml/2006/wordprocessingDrawing" xmlns:w10="urn:schemas-microsoft-com:office:word" xmlns:w="http://schemas.openxmlformats.org/wordprocessingml/2006/main" xmlns:w14="http://schemas.microsoft.com/office/word/2010/wordml" xmlns:w15="http://schemas.microsoft.com/office/word/2012/wordml" xmlns:w16cei="http://schemas.microsoft.com/office/word/2026/wordml/cei" xmlns:w16cex="http://schemas.microsoft.com/office/word/2018/wordml/cex" xmlns:w16cid="http://schemas.microsoft.com/office/word/2016/wordml/cid" xmlns:w16="http://schemas.microsoft.com/office/word/2018/wordml" xmlns:w16du="http://schemas.microsoft.com/office/word/2023/wordml/word16du" xmlns:w16sdtdh="http://schemas.microsoft.com/office/word/2020/wordml/sdtdatahash" xmlns:w16sdtfl="http://schemas.microsoft.com/office/word/2024/wordml/sdtformatlock" xmlns:w16se="http://schemas.microsoft.com/office/word/2015/wordml/symex" xmlns:wpg="http://schemas.microsoft.com/office/word/2010/wordprocessingGroup" xmlns:wpi="http://schemas.microsoft.com/office/word/2010/wordprocessingInk" xmlns:wne="http://schemas.microsoft.com/office/word/2006/wordml" xmlns:wps="http://schemas.microsoft.com/office/word/2010/wordprocessingShape" mc:Ignorable="w14 w15 w16se w16cid w16 w16cex w16sdtdh w16sdtfl w16du wp14">
   <w:abstractNum w:abstractNumId="0" w15:restartNumberingAfterBreak="0">
-    <w:nsid w:val="03CC67E5"/>
+    <w:nsid w:val="017C3235"/>
     <w:multiLevelType w:val="multilevel"/>
-    <w:tmpl w:val="230CE660"/>
-    <w:lvl w:ilvl="0">
-      <w:start w:val="1"/>
-      <w:numFmt w:val="decimal"/>
-      <w:lvlText w:val="%1."/>
-      <w:lvlJc w:val="left"/>
-      <w:pPr>
-        <w:tabs>
-          <w:tab w:val="num" w:pos="720"/>
-        </w:tabs>
-        <w:ind w:left="720" w:hanging="360"/>
-      </w:pPr>
-    </w:lvl>
-    <w:lvl w:ilvl="1" w:tentative="1">
-      <w:start w:val="1"/>
-      <w:numFmt w:val="decimal"/>
-      <w:lvlText w:val="%2."/>
-      <w:lvlJc w:val="left"/>
-      <w:pPr>
-        <w:tabs>
-          <w:tab w:val="num" w:pos="1440"/>
-        </w:tabs>
-        <w:ind w:left="1440" w:hanging="360"/>
-      </w:pPr>
-    </w:lvl>
-    <w:lvl w:ilvl="2" w:tentative="1">
-      <w:start w:val="1"/>
-      <w:numFmt w:val="decimal"/>
-      <w:lvlText w:val="%3."/>
-      <w:lvlJc w:val="left"/>
-      <w:pPr>
-        <w:tabs>
-          <w:tab w:val="num" w:pos="2160"/>
-        </w:tabs>
-        <w:ind w:left="2160" w:hanging="360"/>
-      </w:pPr>
-    </w:lvl>
-    <w:lvl w:ilvl="3" w:tentative="1">
-      <w:start w:val="1"/>
-      <w:numFmt w:val="decimal"/>
-      <w:lvlText w:val="%4."/>
-      <w:lvlJc w:val="left"/>
-      <w:pPr>
-        <w:tabs>
-          <w:tab w:val="num" w:pos="2880"/>
-        </w:tabs>
-        <w:ind w:left="2880" w:hanging="360"/>
-      </w:pPr>
-    </w:lvl>
-    <w:lvl w:ilvl="4" w:tentative="1">
-      <w:start w:val="1"/>
-      <w:numFmt w:val="decimal"/>
-      <w:lvlText w:val="%5."/>
-      <w:lvlJc w:val="left"/>
-      <w:pPr>
-        <w:tabs>
-          <w:tab w:val="num" w:pos="3600"/>
-        </w:tabs>
-        <w:ind w:left="3600" w:hanging="360"/>
-      </w:pPr>
-    </w:lvl>
-    <w:lvl w:ilvl="5" w:tentative="1">
-      <w:start w:val="1"/>
-      <w:numFmt w:val="decimal"/>
-      <w:lvlText w:val="%6."/>
-      <w:lvlJc w:val="left"/>
-      <w:pPr>
-        <w:tabs>
-          <w:tab w:val="num" w:pos="4320"/>
-        </w:tabs>
-        <w:ind w:left="4320" w:hanging="360"/>
-      </w:pPr>
-    </w:lvl>
-    <w:lvl w:ilvl="6" w:tentative="1">
-      <w:start w:val="1"/>
-      <w:numFmt w:val="decimal"/>
-      <w:lvlText w:val="%7."/>
-      <w:lvlJc w:val="left"/>
-      <w:pPr>
-        <w:tabs>
-          <w:tab w:val="num" w:pos="5040"/>
-        </w:tabs>
-        <w:ind w:left="5040" w:hanging="360"/>
-      </w:pPr>
-    </w:lvl>
-    <w:lvl w:ilvl="7" w:tentative="1">
-      <w:start w:val="1"/>
-      <w:numFmt w:val="decimal"/>
-      <w:lvlText w:val="%8."/>
-      <w:lvlJc w:val="left"/>
-      <w:pPr>
-        <w:tabs>
-          <w:tab w:val="num" w:pos="5760"/>
-        </w:tabs>
-        <w:ind w:left="5760" w:hanging="360"/>
-      </w:pPr>
-    </w:lvl>
-    <w:lvl w:ilvl="8" w:tentative="1">
-      <w:start w:val="1"/>
-      <w:numFmt w:val="decimal"/>
-      <w:lvlText w:val="%9."/>
-      <w:lvlJc w:val="left"/>
-      <w:pPr>
-        <w:tabs>
-          <w:tab w:val="num" w:pos="6480"/>
-        </w:tabs>
-        <w:ind w:left="6480" w:hanging="360"/>
-      </w:pPr>
-    </w:lvl>
-  </w:abstractNum>
-  <w:abstractNum w:abstractNumId="1" w15:restartNumberingAfterBreak="0">
-    <w:nsid w:val="0E8B0E99"/>
-    <w:multiLevelType w:val="multilevel"/>
-    <w:tmpl w:val="72966030"/>
+    <w:tmpl w:val="CE2A97A0"/>
     <w:lvl w:ilvl="0">
       <w:start w:val="1"/>
       <w:numFmt w:val="bullet"/>
@@ -929,10 +3268,421 @@
       </w:rPr>
     </w:lvl>
   </w:abstractNum>
+  <w:abstractNum w:abstractNumId="1" w15:restartNumberingAfterBreak="0">
+    <w:nsid w:val="210A22A8"/>
+    <w:multiLevelType w:val="multilevel"/>
+    <w:tmpl w:val="8C90FFA6"/>
+    <w:lvl w:ilvl="0">
+      <w:start w:val="1"/>
+      <w:numFmt w:val="bullet"/>
+      <w:lvlText w:val=""/>
+      <w:lvlJc w:val="left"/>
+      <w:pPr>
+        <w:tabs>
+          <w:tab w:val="num" w:pos="720"/>
+        </w:tabs>
+        <w:ind w:left="720" w:hanging="360"/>
+      </w:pPr>
+      <w:rPr>
+        <w:rFonts w:ascii="Symbol" w:hAnsi="Symbol" w:hint="default"/>
+        <w:sz w:val="20"/>
+      </w:rPr>
+    </w:lvl>
+    <w:lvl w:ilvl="1">
+      <w:start w:val="1"/>
+      <w:numFmt w:val="bullet"/>
+      <w:lvlText w:val="o"/>
+      <w:lvlJc w:val="left"/>
+      <w:pPr>
+        <w:tabs>
+          <w:tab w:val="num" w:pos="1440"/>
+        </w:tabs>
+        <w:ind w:left="1440" w:hanging="360"/>
+      </w:pPr>
+      <w:rPr>
+        <w:rFonts w:ascii="Courier New" w:hAnsi="Courier New" w:hint="default"/>
+        <w:sz w:val="20"/>
+      </w:rPr>
+    </w:lvl>
+    <w:lvl w:ilvl="2" w:tentative="1">
+      <w:start w:val="1"/>
+      <w:numFmt w:val="bullet"/>
+      <w:lvlText w:val=""/>
+      <w:lvlJc w:val="left"/>
+      <w:pPr>
+        <w:tabs>
+          <w:tab w:val="num" w:pos="2160"/>
+        </w:tabs>
+        <w:ind w:left="2160" w:hanging="360"/>
+      </w:pPr>
+      <w:rPr>
+        <w:rFonts w:ascii="Wingdings" w:hAnsi="Wingdings" w:hint="default"/>
+        <w:sz w:val="20"/>
+      </w:rPr>
+    </w:lvl>
+    <w:lvl w:ilvl="3" w:tentative="1">
+      <w:start w:val="1"/>
+      <w:numFmt w:val="bullet"/>
+      <w:lvlText w:val=""/>
+      <w:lvlJc w:val="left"/>
+      <w:pPr>
+        <w:tabs>
+          <w:tab w:val="num" w:pos="2880"/>
+        </w:tabs>
+        <w:ind w:left="2880" w:hanging="360"/>
+      </w:pPr>
+      <w:rPr>
+        <w:rFonts w:ascii="Wingdings" w:hAnsi="Wingdings" w:hint="default"/>
+        <w:sz w:val="20"/>
+      </w:rPr>
+    </w:lvl>
+    <w:lvl w:ilvl="4" w:tentative="1">
+      <w:start w:val="1"/>
+      <w:numFmt w:val="bullet"/>
+      <w:lvlText w:val=""/>
+      <w:lvlJc w:val="left"/>
+      <w:pPr>
+        <w:tabs>
+          <w:tab w:val="num" w:pos="3600"/>
+        </w:tabs>
+        <w:ind w:left="3600" w:hanging="360"/>
+      </w:pPr>
+      <w:rPr>
+        <w:rFonts w:ascii="Wingdings" w:hAnsi="Wingdings" w:hint="default"/>
+        <w:sz w:val="20"/>
+      </w:rPr>
+    </w:lvl>
+    <w:lvl w:ilvl="5" w:tentative="1">
+      <w:start w:val="1"/>
+      <w:numFmt w:val="bullet"/>
+      <w:lvlText w:val=""/>
+      <w:lvlJc w:val="left"/>
+      <w:pPr>
+        <w:tabs>
+          <w:tab w:val="num" w:pos="4320"/>
+        </w:tabs>
+        <w:ind w:left="4320" w:hanging="360"/>
+      </w:pPr>
+      <w:rPr>
+        <w:rFonts w:ascii="Wingdings" w:hAnsi="Wingdings" w:hint="default"/>
+        <w:sz w:val="20"/>
+      </w:rPr>
+    </w:lvl>
+    <w:lvl w:ilvl="6" w:tentative="1">
+      <w:start w:val="1"/>
+      <w:numFmt w:val="bullet"/>
+      <w:lvlText w:val=""/>
+      <w:lvlJc w:val="left"/>
+      <w:pPr>
+        <w:tabs>
+          <w:tab w:val="num" w:pos="5040"/>
+        </w:tabs>
+        <w:ind w:left="5040" w:hanging="360"/>
+      </w:pPr>
+      <w:rPr>
+        <w:rFonts w:ascii="Wingdings" w:hAnsi="Wingdings" w:hint="default"/>
+        <w:sz w:val="20"/>
+      </w:rPr>
+    </w:lvl>
+    <w:lvl w:ilvl="7" w:tentative="1">
+      <w:start w:val="1"/>
+      <w:numFmt w:val="bullet"/>
+      <w:lvlText w:val=""/>
+      <w:lvlJc w:val="left"/>
+      <w:pPr>
+        <w:tabs>
+          <w:tab w:val="num" w:pos="5760"/>
+        </w:tabs>
+        <w:ind w:left="5760" w:hanging="360"/>
+      </w:pPr>
+      <w:rPr>
+        <w:rFonts w:ascii="Wingdings" w:hAnsi="Wingdings" w:hint="default"/>
+        <w:sz w:val="20"/>
+      </w:rPr>
+    </w:lvl>
+    <w:lvl w:ilvl="8" w:tentative="1">
+      <w:start w:val="1"/>
+      <w:numFmt w:val="bullet"/>
+      <w:lvlText w:val=""/>
+      <w:lvlJc w:val="left"/>
+      <w:pPr>
+        <w:tabs>
+          <w:tab w:val="num" w:pos="6480"/>
+        </w:tabs>
+        <w:ind w:left="6480" w:hanging="360"/>
+      </w:pPr>
+      <w:rPr>
+        <w:rFonts w:ascii="Wingdings" w:hAnsi="Wingdings" w:hint="default"/>
+        <w:sz w:val="20"/>
+      </w:rPr>
+    </w:lvl>
+  </w:abstractNum>
   <w:abstractNum w:abstractNumId="2" w15:restartNumberingAfterBreak="0">
-    <w:nsid w:val="45FD5065"/>
+    <w:nsid w:val="2B2A2B5B"/>
     <w:multiLevelType w:val="multilevel"/>
-    <w:tmpl w:val="F33622AC"/>
+    <w:tmpl w:val="F11ED652"/>
+    <w:lvl w:ilvl="0">
+      <w:start w:val="1"/>
+      <w:numFmt w:val="decimal"/>
+      <w:lvlText w:val="%1."/>
+      <w:lvlJc w:val="left"/>
+      <w:pPr>
+        <w:tabs>
+          <w:tab w:val="num" w:pos="720"/>
+        </w:tabs>
+        <w:ind w:left="720" w:hanging="360"/>
+      </w:pPr>
+    </w:lvl>
+    <w:lvl w:ilvl="1" w:tentative="1">
+      <w:start w:val="1"/>
+      <w:numFmt w:val="decimal"/>
+      <w:lvlText w:val="%2."/>
+      <w:lvlJc w:val="left"/>
+      <w:pPr>
+        <w:tabs>
+          <w:tab w:val="num" w:pos="1440"/>
+        </w:tabs>
+        <w:ind w:left="1440" w:hanging="360"/>
+      </w:pPr>
+    </w:lvl>
+    <w:lvl w:ilvl="2" w:tentative="1">
+      <w:start w:val="1"/>
+      <w:numFmt w:val="decimal"/>
+      <w:lvlText w:val="%3."/>
+      <w:lvlJc w:val="left"/>
+      <w:pPr>
+        <w:tabs>
+          <w:tab w:val="num" w:pos="2160"/>
+        </w:tabs>
+        <w:ind w:left="2160" w:hanging="360"/>
+      </w:pPr>
+    </w:lvl>
+    <w:lvl w:ilvl="3" w:tentative="1">
+      <w:start w:val="1"/>
+      <w:numFmt w:val="decimal"/>
+      <w:lvlText w:val="%4."/>
+      <w:lvlJc w:val="left"/>
+      <w:pPr>
+        <w:tabs>
+          <w:tab w:val="num" w:pos="2880"/>
+        </w:tabs>
+        <w:ind w:left="2880" w:hanging="360"/>
+      </w:pPr>
+    </w:lvl>
+    <w:lvl w:ilvl="4" w:tentative="1">
+      <w:start w:val="1"/>
+      <w:numFmt w:val="decimal"/>
+      <w:lvlText w:val="%5."/>
+      <w:lvlJc w:val="left"/>
+      <w:pPr>
+        <w:tabs>
+          <w:tab w:val="num" w:pos="3600"/>
+        </w:tabs>
+        <w:ind w:left="3600" w:hanging="360"/>
+      </w:pPr>
+    </w:lvl>
+    <w:lvl w:ilvl="5" w:tentative="1">
+      <w:start w:val="1"/>
+      <w:numFmt w:val="decimal"/>
+      <w:lvlText w:val="%6."/>
+      <w:lvlJc w:val="left"/>
+      <w:pPr>
+        <w:tabs>
+          <w:tab w:val="num" w:pos="4320"/>
+        </w:tabs>
+        <w:ind w:left="4320" w:hanging="360"/>
+      </w:pPr>
+    </w:lvl>
+    <w:lvl w:ilvl="6" w:tentative="1">
+      <w:start w:val="1"/>
+      <w:numFmt w:val="decimal"/>
+      <w:lvlText w:val="%7."/>
+      <w:lvlJc w:val="left"/>
+      <w:pPr>
+        <w:tabs>
+          <w:tab w:val="num" w:pos="5040"/>
+        </w:tabs>
+        <w:ind w:left="5040" w:hanging="360"/>
+      </w:pPr>
+    </w:lvl>
+    <w:lvl w:ilvl="7" w:tentative="1">
+      <w:start w:val="1"/>
+      <w:numFmt w:val="decimal"/>
+      <w:lvlText w:val="%8."/>
+      <w:lvlJc w:val="left"/>
+      <w:pPr>
+        <w:tabs>
+          <w:tab w:val="num" w:pos="5760"/>
+        </w:tabs>
+        <w:ind w:left="5760" w:hanging="360"/>
+      </w:pPr>
+    </w:lvl>
+    <w:lvl w:ilvl="8" w:tentative="1">
+      <w:start w:val="1"/>
+      <w:numFmt w:val="decimal"/>
+      <w:lvlText w:val="%9."/>
+      <w:lvlJc w:val="left"/>
+      <w:pPr>
+        <w:tabs>
+          <w:tab w:val="num" w:pos="6480"/>
+        </w:tabs>
+        <w:ind w:left="6480" w:hanging="360"/>
+      </w:pPr>
+    </w:lvl>
+  </w:abstractNum>
+  <w:abstractNum w:abstractNumId="3" w15:restartNumberingAfterBreak="0">
+    <w:nsid w:val="36786107"/>
+    <w:multiLevelType w:val="multilevel"/>
+    <w:tmpl w:val="45BEE0E2"/>
+    <w:lvl w:ilvl="0">
+      <w:start w:val="1"/>
+      <w:numFmt w:val="bullet"/>
+      <w:lvlText w:val=""/>
+      <w:lvlJc w:val="left"/>
+      <w:pPr>
+        <w:tabs>
+          <w:tab w:val="num" w:pos="720"/>
+        </w:tabs>
+        <w:ind w:left="720" w:hanging="360"/>
+      </w:pPr>
+      <w:rPr>
+        <w:rFonts w:ascii="Symbol" w:hAnsi="Symbol" w:hint="default"/>
+        <w:sz w:val="20"/>
+      </w:rPr>
+    </w:lvl>
+    <w:lvl w:ilvl="1">
+      <w:start w:val="1"/>
+      <w:numFmt w:val="bullet"/>
+      <w:lvlText w:val="o"/>
+      <w:lvlJc w:val="left"/>
+      <w:pPr>
+        <w:tabs>
+          <w:tab w:val="num" w:pos="1440"/>
+        </w:tabs>
+        <w:ind w:left="1440" w:hanging="360"/>
+      </w:pPr>
+      <w:rPr>
+        <w:rFonts w:ascii="Courier New" w:hAnsi="Courier New" w:hint="default"/>
+        <w:sz w:val="20"/>
+      </w:rPr>
+    </w:lvl>
+    <w:lvl w:ilvl="2" w:tentative="1">
+      <w:start w:val="1"/>
+      <w:numFmt w:val="bullet"/>
+      <w:lvlText w:val=""/>
+      <w:lvlJc w:val="left"/>
+      <w:pPr>
+        <w:tabs>
+          <w:tab w:val="num" w:pos="2160"/>
+        </w:tabs>
+        <w:ind w:left="2160" w:hanging="360"/>
+      </w:pPr>
+      <w:rPr>
+        <w:rFonts w:ascii="Wingdings" w:hAnsi="Wingdings" w:hint="default"/>
+        <w:sz w:val="20"/>
+      </w:rPr>
+    </w:lvl>
+    <w:lvl w:ilvl="3" w:tentative="1">
+      <w:start w:val="1"/>
+      <w:numFmt w:val="bullet"/>
+      <w:lvlText w:val=""/>
+      <w:lvlJc w:val="left"/>
+      <w:pPr>
+        <w:tabs>
+          <w:tab w:val="num" w:pos="2880"/>
+        </w:tabs>
+        <w:ind w:left="2880" w:hanging="360"/>
+      </w:pPr>
+      <w:rPr>
+        <w:rFonts w:ascii="Wingdings" w:hAnsi="Wingdings" w:hint="default"/>
+        <w:sz w:val="20"/>
+      </w:rPr>
+    </w:lvl>
+    <w:lvl w:ilvl="4" w:tentative="1">
+      <w:start w:val="1"/>
+      <w:numFmt w:val="bullet"/>
+      <w:lvlText w:val=""/>
+      <w:lvlJc w:val="left"/>
+      <w:pPr>
+        <w:tabs>
+          <w:tab w:val="num" w:pos="3600"/>
+        </w:tabs>
+        <w:ind w:left="3600" w:hanging="360"/>
+      </w:pPr>
+      <w:rPr>
+        <w:rFonts w:ascii="Wingdings" w:hAnsi="Wingdings" w:hint="default"/>
+        <w:sz w:val="20"/>
+      </w:rPr>
+    </w:lvl>
+    <w:lvl w:ilvl="5" w:tentative="1">
+      <w:start w:val="1"/>
+      <w:numFmt w:val="bullet"/>
+      <w:lvlText w:val=""/>
+      <w:lvlJc w:val="left"/>
+      <w:pPr>
+        <w:tabs>
+          <w:tab w:val="num" w:pos="4320"/>
+        </w:tabs>
+        <w:ind w:left="4320" w:hanging="360"/>
+      </w:pPr>
+      <w:rPr>
+        <w:rFonts w:ascii="Wingdings" w:hAnsi="Wingdings" w:hint="default"/>
+        <w:sz w:val="20"/>
+      </w:rPr>
+    </w:lvl>
+    <w:lvl w:ilvl="6" w:tentative="1">
+      <w:start w:val="1"/>
+      <w:numFmt w:val="bullet"/>
+      <w:lvlText w:val=""/>
+      <w:lvlJc w:val="left"/>
+      <w:pPr>
+        <w:tabs>
+          <w:tab w:val="num" w:pos="5040"/>
+        </w:tabs>
+        <w:ind w:left="5040" w:hanging="360"/>
+      </w:pPr>
+      <w:rPr>
+        <w:rFonts w:ascii="Wingdings" w:hAnsi="Wingdings" w:hint="default"/>
+        <w:sz w:val="20"/>
+      </w:rPr>
+    </w:lvl>
+    <w:lvl w:ilvl="7" w:tentative="1">
+      <w:start w:val="1"/>
+      <w:numFmt w:val="bullet"/>
+      <w:lvlText w:val=""/>
+      <w:lvlJc w:val="left"/>
+      <w:pPr>
+        <w:tabs>
+          <w:tab w:val="num" w:pos="5760"/>
+        </w:tabs>
+        <w:ind w:left="5760" w:hanging="360"/>
+      </w:pPr>
+      <w:rPr>
+        <w:rFonts w:ascii="Wingdings" w:hAnsi="Wingdings" w:hint="default"/>
+        <w:sz w:val="20"/>
+      </w:rPr>
+    </w:lvl>
+    <w:lvl w:ilvl="8" w:tentative="1">
+      <w:start w:val="1"/>
+      <w:numFmt w:val="bullet"/>
+      <w:lvlText w:val=""/>
+      <w:lvlJc w:val="left"/>
+      <w:pPr>
+        <w:tabs>
+          <w:tab w:val="num" w:pos="6480"/>
+        </w:tabs>
+        <w:ind w:left="6480" w:hanging="360"/>
+      </w:pPr>
+      <w:rPr>
+        <w:rFonts w:ascii="Wingdings" w:hAnsi="Wingdings" w:hint="default"/>
+        <w:sz w:val="20"/>
+      </w:rPr>
+    </w:lvl>
+  </w:abstractNum>
+  <w:abstractNum w:abstractNumId="4" w15:restartNumberingAfterBreak="0">
+    <w:nsid w:val="6D214843"/>
+    <w:multiLevelType w:val="multilevel"/>
+    <w:tmpl w:val="E9C01ECC"/>
     <w:lvl w:ilvl="0">
       <w:start w:val="1"/>
       <w:numFmt w:val="bullet"/>
@@ -1078,166 +3828,20 @@
       </w:rPr>
     </w:lvl>
   </w:abstractNum>
-  <w:abstractNum w:abstractNumId="3" w15:restartNumberingAfterBreak="0">
-    <w:nsid w:val="5CD06FD2"/>
-    <w:multiLevelType w:val="multilevel"/>
-    <w:tmpl w:val="2C2E4DF6"/>
-    <w:lvl w:ilvl="0">
-      <w:start w:val="1"/>
-      <w:numFmt w:val="bullet"/>
-      <w:lvlText w:val=""/>
-      <w:lvlJc w:val="left"/>
-      <w:pPr>
-        <w:tabs>
-          <w:tab w:val="num" w:pos="720"/>
-        </w:tabs>
-        <w:ind w:left="720" w:hanging="360"/>
-      </w:pPr>
-      <w:rPr>
-        <w:rFonts w:ascii="Symbol" w:hAnsi="Symbol" w:hint="default"/>
-        <w:sz w:val="20"/>
-      </w:rPr>
-    </w:lvl>
-    <w:lvl w:ilvl="1" w:tentative="1">
-      <w:start w:val="1"/>
-      <w:numFmt w:val="bullet"/>
-      <w:lvlText w:val="o"/>
-      <w:lvlJc w:val="left"/>
-      <w:pPr>
-        <w:tabs>
-          <w:tab w:val="num" w:pos="1440"/>
-        </w:tabs>
-        <w:ind w:left="1440" w:hanging="360"/>
-      </w:pPr>
-      <w:rPr>
-        <w:rFonts w:ascii="Courier New" w:hAnsi="Courier New" w:hint="default"/>
-        <w:sz w:val="20"/>
-      </w:rPr>
-    </w:lvl>
-    <w:lvl w:ilvl="2" w:tentative="1">
-      <w:start w:val="1"/>
-      <w:numFmt w:val="bullet"/>
-      <w:lvlText w:val=""/>
-      <w:lvlJc w:val="left"/>
-      <w:pPr>
-        <w:tabs>
-          <w:tab w:val="num" w:pos="2160"/>
-        </w:tabs>
-        <w:ind w:left="2160" w:hanging="360"/>
-      </w:pPr>
-      <w:rPr>
-        <w:rFonts w:ascii="Wingdings" w:hAnsi="Wingdings" w:hint="default"/>
-        <w:sz w:val="20"/>
-      </w:rPr>
-    </w:lvl>
-    <w:lvl w:ilvl="3" w:tentative="1">
-      <w:start w:val="1"/>
-      <w:numFmt w:val="bullet"/>
-      <w:lvlText w:val=""/>
-      <w:lvlJc w:val="left"/>
-      <w:pPr>
-        <w:tabs>
-          <w:tab w:val="num" w:pos="2880"/>
-        </w:tabs>
-        <w:ind w:left="2880" w:hanging="360"/>
-      </w:pPr>
-      <w:rPr>
-        <w:rFonts w:ascii="Wingdings" w:hAnsi="Wingdings" w:hint="default"/>
-        <w:sz w:val="20"/>
-      </w:rPr>
-    </w:lvl>
-    <w:lvl w:ilvl="4" w:tentative="1">
-      <w:start w:val="1"/>
-      <w:numFmt w:val="bullet"/>
-      <w:lvlText w:val=""/>
-      <w:lvlJc w:val="left"/>
-      <w:pPr>
-        <w:tabs>
-          <w:tab w:val="num" w:pos="3600"/>
-        </w:tabs>
-        <w:ind w:left="3600" w:hanging="360"/>
-      </w:pPr>
-      <w:rPr>
-        <w:rFonts w:ascii="Wingdings" w:hAnsi="Wingdings" w:hint="default"/>
-        <w:sz w:val="20"/>
-      </w:rPr>
-    </w:lvl>
-    <w:lvl w:ilvl="5" w:tentative="1">
-      <w:start w:val="1"/>
-      <w:numFmt w:val="bullet"/>
-      <w:lvlText w:val=""/>
-      <w:lvlJc w:val="left"/>
-      <w:pPr>
-        <w:tabs>
-          <w:tab w:val="num" w:pos="4320"/>
-        </w:tabs>
-        <w:ind w:left="4320" w:hanging="360"/>
-      </w:pPr>
-      <w:rPr>
-        <w:rFonts w:ascii="Wingdings" w:hAnsi="Wingdings" w:hint="default"/>
-        <w:sz w:val="20"/>
-      </w:rPr>
-    </w:lvl>
-    <w:lvl w:ilvl="6" w:tentative="1">
-      <w:start w:val="1"/>
-      <w:numFmt w:val="bullet"/>
-      <w:lvlText w:val=""/>
-      <w:lvlJc w:val="left"/>
-      <w:pPr>
-        <w:tabs>
-          <w:tab w:val="num" w:pos="5040"/>
-        </w:tabs>
-        <w:ind w:left="5040" w:hanging="360"/>
-      </w:pPr>
-      <w:rPr>
-        <w:rFonts w:ascii="Wingdings" w:hAnsi="Wingdings" w:hint="default"/>
-        <w:sz w:val="20"/>
-      </w:rPr>
-    </w:lvl>
-    <w:lvl w:ilvl="7" w:tentative="1">
-      <w:start w:val="1"/>
-      <w:numFmt w:val="bullet"/>
-      <w:lvlText w:val=""/>
-      <w:lvlJc w:val="left"/>
-      <w:pPr>
-        <w:tabs>
-          <w:tab w:val="num" w:pos="5760"/>
-        </w:tabs>
-        <w:ind w:left="5760" w:hanging="360"/>
-      </w:pPr>
-      <w:rPr>
-        <w:rFonts w:ascii="Wingdings" w:hAnsi="Wingdings" w:hint="default"/>
-        <w:sz w:val="20"/>
-      </w:rPr>
-    </w:lvl>
-    <w:lvl w:ilvl="8" w:tentative="1">
-      <w:start w:val="1"/>
-      <w:numFmt w:val="bullet"/>
-      <w:lvlText w:val=""/>
-      <w:lvlJc w:val="left"/>
-      <w:pPr>
-        <w:tabs>
-          <w:tab w:val="num" w:pos="6480"/>
-        </w:tabs>
-        <w:ind w:left="6480" w:hanging="360"/>
-      </w:pPr>
-      <w:rPr>
-        <w:rFonts w:ascii="Wingdings" w:hAnsi="Wingdings" w:hint="default"/>
-        <w:sz w:val="20"/>
-      </w:rPr>
-    </w:lvl>
-  </w:abstractNum>
-  <w:num w:numId="1" w16cid:durableId="1165901786">
+  <w:num w:numId="1" w16cid:durableId="6639625">
+    <w:abstractNumId w:val="3"/>
+  </w:num>
+  <w:num w:numId="2" w16cid:durableId="871919540">
+    <w:abstractNumId w:val="0"/>
+  </w:num>
+  <w:num w:numId="3" w16cid:durableId="650989557">
     <w:abstractNumId w:val="1"/>
   </w:num>
-  <w:num w:numId="2" w16cid:durableId="623121528">
-    <w:abstractNumId w:val="3"/>
+  <w:num w:numId="4" w16cid:durableId="1215583273">
+    <w:abstractNumId w:val="2"/>
   </w:num>
-  <w:num w:numId="3" w16cid:durableId="1213273600">
-    <w:abstractNumId w:val="0"/>
-  </w:num>
-  <w:num w:numId="4" w16cid:durableId="1188448116">
-    <w:abstractNumId w:val="2"/>
+  <w:num w:numId="5" w16cid:durableId="1570112014">
+    <w:abstractNumId w:val="4"/>
   </w:num>
 </w:numbering>
 </file>
@@ -1251,7 +3855,7 @@
         <w:kern w:val="2"/>
         <w:sz w:val="24"/>
         <w:szCs w:val="24"/>
-        <w:lang w:val="es" w:eastAsia="en-US" w:bidi="ar-SA"/>
+        <w:lang w:val="it-IT" w:eastAsia="en-US" w:bidi="ar-SA"/>
         <w14:ligatures w14:val="standardContextual"/>
       </w:rPr>
     </w:rPrDefault>
@@ -1650,7 +4254,7 @@
     <w:link w:val="Titolo1Carattere"/>
     <w:uiPriority w:val="9"/>
     <w:qFormat/>
-    <w:rsid w:val="00223D19"/>
+    <w:rsid w:val="008079A3"/>
     <w:pPr>
       <w:keepNext/>
       <w:keepLines/>
@@ -1673,7 +4277,7 @@
     <w:semiHidden/>
     <w:unhideWhenUsed/>
     <w:qFormat/>
-    <w:rsid w:val="00223D19"/>
+    <w:rsid w:val="008079A3"/>
     <w:pPr>
       <w:keepNext/>
       <w:keepLines/>
@@ -1696,7 +4300,7 @@
     <w:semiHidden/>
     <w:unhideWhenUsed/>
     <w:qFormat/>
-    <w:rsid w:val="00223D19"/>
+    <w:rsid w:val="008079A3"/>
     <w:pPr>
       <w:keepNext/>
       <w:keepLines/>
@@ -1719,7 +4323,7 @@
     <w:semiHidden/>
     <w:unhideWhenUsed/>
     <w:qFormat/>
-    <w:rsid w:val="00223D19"/>
+    <w:rsid w:val="008079A3"/>
     <w:pPr>
       <w:keepNext/>
       <w:keepLines/>
@@ -1742,7 +4346,7 @@
     <w:semiHidden/>
     <w:unhideWhenUsed/>
     <w:qFormat/>
-    <w:rsid w:val="00223D19"/>
+    <w:rsid w:val="008079A3"/>
     <w:pPr>
       <w:keepNext/>
       <w:keepLines/>
@@ -1763,7 +4367,7 @@
     <w:semiHidden/>
     <w:unhideWhenUsed/>
     <w:qFormat/>
-    <w:rsid w:val="00223D19"/>
+    <w:rsid w:val="008079A3"/>
     <w:pPr>
       <w:keepNext/>
       <w:keepLines/>
@@ -1786,7 +4390,7 @@
     <w:semiHidden/>
     <w:unhideWhenUsed/>
     <w:qFormat/>
-    <w:rsid w:val="00223D19"/>
+    <w:rsid w:val="008079A3"/>
     <w:pPr>
       <w:keepNext/>
       <w:keepLines/>
@@ -1807,7 +4411,7 @@
     <w:semiHidden/>
     <w:unhideWhenUsed/>
     <w:qFormat/>
-    <w:rsid w:val="00223D19"/>
+    <w:rsid w:val="008079A3"/>
     <w:pPr>
       <w:keepNext/>
       <w:keepLines/>
@@ -1830,7 +4434,7 @@
     <w:semiHidden/>
     <w:unhideWhenUsed/>
     <w:qFormat/>
-    <w:rsid w:val="00223D19"/>
+    <w:rsid w:val="008079A3"/>
     <w:pPr>
       <w:keepNext/>
       <w:keepLines/>
@@ -1873,7 +4477,7 @@
     <w:basedOn w:val="Carpredefinitoparagrafo"/>
     <w:link w:val="Titolo1"/>
     <w:uiPriority w:val="9"/>
-    <w:rsid w:val="00223D19"/>
+    <w:rsid w:val="008079A3"/>
     <w:rPr>
       <w:rFonts w:asciiTheme="majorHAnsi" w:eastAsiaTheme="majorEastAsia" w:hAnsiTheme="majorHAnsi" w:cstheme="majorBidi"/>
       <w:color w:val="0F4761" w:themeColor="accent1" w:themeShade="BF"/>
@@ -1887,7 +4491,7 @@
     <w:link w:val="Titolo2"/>
     <w:uiPriority w:val="9"/>
     <w:semiHidden/>
-    <w:rsid w:val="00223D19"/>
+    <w:rsid w:val="008079A3"/>
     <w:rPr>
       <w:rFonts w:asciiTheme="majorHAnsi" w:eastAsiaTheme="majorEastAsia" w:hAnsiTheme="majorHAnsi" w:cstheme="majorBidi"/>
       <w:color w:val="0F4761" w:themeColor="accent1" w:themeShade="BF"/>
@@ -1901,7 +4505,7 @@
     <w:link w:val="Titolo3"/>
     <w:uiPriority w:val="9"/>
     <w:semiHidden/>
-    <w:rsid w:val="00223D19"/>
+    <w:rsid w:val="008079A3"/>
     <w:rPr>
       <w:rFonts w:eastAsiaTheme="majorEastAsia" w:cstheme="majorBidi"/>
       <w:color w:val="0F4761" w:themeColor="accent1" w:themeShade="BF"/>
@@ -1915,7 +4519,7 @@
     <w:link w:val="Titolo4"/>
     <w:uiPriority w:val="9"/>
     <w:semiHidden/>
-    <w:rsid w:val="00223D19"/>
+    <w:rsid w:val="008079A3"/>
     <w:rPr>
       <w:rFonts w:eastAsiaTheme="majorEastAsia" w:cstheme="majorBidi"/>
       <w:i/>
@@ -1929,7 +4533,7 @@
     <w:link w:val="Titolo5"/>
     <w:uiPriority w:val="9"/>
     <w:semiHidden/>
-    <w:rsid w:val="00223D19"/>
+    <w:rsid w:val="008079A3"/>
     <w:rPr>
       <w:rFonts w:eastAsiaTheme="majorEastAsia" w:cstheme="majorBidi"/>
       <w:color w:val="0F4761" w:themeColor="accent1" w:themeShade="BF"/>
@@ -1941,7 +4545,7 @@
     <w:link w:val="Titolo6"/>
     <w:uiPriority w:val="9"/>
     <w:semiHidden/>
-    <w:rsid w:val="00223D19"/>
+    <w:rsid w:val="008079A3"/>
     <w:rPr>
       <w:rFonts w:eastAsiaTheme="majorEastAsia" w:cstheme="majorBidi"/>
       <w:i/>
@@ -1955,7 +4559,7 @@
     <w:link w:val="Titolo7"/>
     <w:uiPriority w:val="9"/>
     <w:semiHidden/>
-    <w:rsid w:val="00223D19"/>
+    <w:rsid w:val="008079A3"/>
     <w:rPr>
       <w:rFonts w:eastAsiaTheme="majorEastAsia" w:cstheme="majorBidi"/>
       <w:color w:val="595959" w:themeColor="text1" w:themeTint="A6"/>
@@ -1967,7 +4571,7 @@
     <w:link w:val="Titolo8"/>
     <w:uiPriority w:val="9"/>
     <w:semiHidden/>
-    <w:rsid w:val="00223D19"/>
+    <w:rsid w:val="008079A3"/>
     <w:rPr>
       <w:rFonts w:eastAsiaTheme="majorEastAsia" w:cstheme="majorBidi"/>
       <w:i/>
@@ -1981,7 +4585,7 @@
     <w:link w:val="Titolo9"/>
     <w:uiPriority w:val="9"/>
     <w:semiHidden/>
-    <w:rsid w:val="00223D19"/>
+    <w:rsid w:val="008079A3"/>
     <w:rPr>
       <w:rFonts w:eastAsiaTheme="majorEastAsia" w:cstheme="majorBidi"/>
       <w:color w:val="272727" w:themeColor="text1" w:themeTint="D8"/>
@@ -1994,7 +4598,7 @@
     <w:link w:val="TitoloCarattere"/>
     <w:uiPriority w:val="10"/>
     <w:qFormat/>
-    <w:rsid w:val="00223D19"/>
+    <w:rsid w:val="008079A3"/>
     <w:pPr>
       <w:spacing w:after="80" w:line="240" w:lineRule="auto"/>
       <w:contextualSpacing/>
@@ -2012,7 +4616,7 @@
     <w:basedOn w:val="Carpredefinitoparagrafo"/>
     <w:link w:val="Titolo"/>
     <w:uiPriority w:val="10"/>
-    <w:rsid w:val="00223D19"/>
+    <w:rsid w:val="008079A3"/>
     <w:rPr>
       <w:rFonts w:asciiTheme="majorHAnsi" w:eastAsiaTheme="majorEastAsia" w:hAnsiTheme="majorHAnsi" w:cstheme="majorBidi"/>
       <w:spacing w:val="-10"/>
@@ -2028,7 +4632,7 @@
     <w:link w:val="SottotitoloCarattere"/>
     <w:uiPriority w:val="11"/>
     <w:qFormat/>
-    <w:rsid w:val="00223D19"/>
+    <w:rsid w:val="008079A3"/>
     <w:pPr>
       <w:numPr>
         <w:ilvl w:val="1"/>
@@ -2047,7 +4651,7 @@
     <w:basedOn w:val="Carpredefinitoparagrafo"/>
     <w:link w:val="Sottotitolo"/>
     <w:uiPriority w:val="11"/>
-    <w:rsid w:val="00223D19"/>
+    <w:rsid w:val="008079A3"/>
     <w:rPr>
       <w:rFonts w:eastAsiaTheme="majorEastAsia" w:cstheme="majorBidi"/>
       <w:color w:val="595959" w:themeColor="text1" w:themeTint="A6"/>
@@ -2063,7 +4667,7 @@
     <w:link w:val="CitazioneCarattere"/>
     <w:uiPriority w:val="29"/>
     <w:qFormat/>
-    <w:rsid w:val="00223D19"/>
+    <w:rsid w:val="008079A3"/>
     <w:pPr>
       <w:spacing w:before="160"/>
       <w:jc w:val="center"/>
@@ -2079,7 +4683,7 @@
     <w:basedOn w:val="Carpredefinitoparagrafo"/>
     <w:link w:val="Citazione"/>
     <w:uiPriority w:val="29"/>
-    <w:rsid w:val="00223D19"/>
+    <w:rsid w:val="008079A3"/>
     <w:rPr>
       <w:i/>
       <w:iCs/>
@@ -2091,7 +4695,7 @@
     <w:basedOn w:val="Normale"/>
     <w:uiPriority w:val="34"/>
     <w:qFormat/>
-    <w:rsid w:val="00223D19"/>
+    <w:rsid w:val="008079A3"/>
     <w:pPr>
       <w:ind w:left="720"/>
       <w:contextualSpacing/>
@@ -2102,7 +4706,7 @@
     <w:basedOn w:val="Carpredefinitoparagrafo"/>
     <w:uiPriority w:val="21"/>
     <w:qFormat/>
-    <w:rsid w:val="00223D19"/>
+    <w:rsid w:val="008079A3"/>
     <w:rPr>
       <w:i/>
       <w:iCs/>
@@ -2116,7 +4720,7 @@
     <w:link w:val="CitazioneintensaCarattere"/>
     <w:uiPriority w:val="30"/>
     <w:qFormat/>
-    <w:rsid w:val="00223D19"/>
+    <w:rsid w:val="008079A3"/>
     <w:pPr>
       <w:pBdr>
         <w:top w:val="single" w:sz="4" w:space="10" w:color="0F4761" w:themeColor="accent1" w:themeShade="BF"/>
@@ -2137,7 +4741,7 @@
     <w:basedOn w:val="Carpredefinitoparagrafo"/>
     <w:link w:val="Citazioneintensa"/>
     <w:uiPriority w:val="30"/>
-    <w:rsid w:val="00223D19"/>
+    <w:rsid w:val="008079A3"/>
     <w:rPr>
       <w:i/>
       <w:iCs/>
@@ -2149,7 +4753,7 @@
     <w:basedOn w:val="Carpredefinitoparagrafo"/>
     <w:uiPriority w:val="32"/>
     <w:qFormat/>
-    <w:rsid w:val="00223D19"/>
+    <w:rsid w:val="008079A3"/>
     <w:rPr>
       <w:b/>
       <w:bCs/>

--- a/DOCS_DA_CONVERTIRE/bsmariamaggiore_es.docx
+++ b/DOCS_DA_CONVERTIRE/bsmariamaggiore_es.docx
@@ -3107,6 +3107,215 @@
       </w:r>
     </w:p>
     <w:p/>
+    <w:p/>
+    <w:p>
+      <w:r>
+        <w:rPr>
+          <w:rFonts w:ascii="Arial" w:hAnsi="Arial"/>
+          <w:b/>
+          <w:color w:val="1A365D"/>
+          <w:sz w:val="26"/>
+        </w:rPr>
+        <w:t>Tabella delle Fonti e Certificazione</w:t>
+      </w:r>
+    </w:p>
+    <w:tbl>
+      <w:tblPr>
+        <w:tblW w:type="auto" w:w="0"/>
+        <w:jc w:val="center"/>
+        <w:tblLook w:firstColumn="1" w:firstRow="1" w:lastColumn="0" w:lastRow="0" w:noHBand="0" w:noVBand="1" w:val="04A0"/>
+      </w:tblPr>
+      <w:tblGrid>
+        <w:gridCol w:w="4819"/>
+        <w:gridCol w:w="4819"/>
+      </w:tblGrid>
+      <w:tr>
+        <w:tc>
+          <w:tcPr>
+            <w:tcW w:type="dxa" w:w="4819"/>
+            <w:shd w:fill="1A365D"/>
+          </w:tcPr>
+          <w:p>
+            <w:r>
+              <w:rPr>
+                <w:rFonts w:ascii="Arial" w:hAnsi="Arial"/>
+                <w:b/>
+                <w:color w:val="FFFFFF"/>
+                <w:sz w:val="20"/>
+              </w:rPr>
+              <w:t>Affermazione del testo</w:t>
+            </w:r>
+          </w:p>
+        </w:tc>
+        <w:tc>
+          <w:tcPr>
+            <w:tcW w:type="dxa" w:w="4819"/>
+            <w:shd w:fill="1A365D"/>
+          </w:tcPr>
+          <w:p>
+            <w:r>
+              <w:rPr>
+                <w:rFonts w:ascii="Arial" w:hAnsi="Arial"/>
+                <w:b/>
+                <w:color w:val="FFFFFF"/>
+                <w:sz w:val="20"/>
+              </w:rPr>
+              <w:t>Fonte Certificata</w:t>
+            </w:r>
+          </w:p>
+        </w:tc>
+      </w:tr>
+      <w:tr>
+        <w:tc>
+          <w:tcPr>
+            <w:tcW w:type="dxa" w:w="4819"/>
+          </w:tcPr>
+          <w:p>
+            <w:r>
+              <w:rPr>
+                <w:rFonts w:ascii="Arial" w:hAnsi="Arial"/>
+                <w:sz w:val="19"/>
+              </w:rPr>
+              <w:t>La Basílica de Santa Maria Maggiore en Via Galliera 10 es la iglesia más antigua de Bolonia dedicada a la Virgen, construida sobre el cardo romano (ss. V-VI) y reconsagrada en 1187.</w:t>
+            </w:r>
+          </w:p>
+        </w:tc>
+        <w:tc>
+          <w:tcPr>
+            <w:tcW w:type="dxa" w:w="4819"/>
+          </w:tcPr>
+          <w:p>
+            <w:r>
+              <w:rPr>
+                <w:rFonts w:ascii="Arial" w:hAnsi="Arial"/>
+                <w:sz w:val="19"/>
+              </w:rPr>
+              <w:t>Bologna Online / Biblioteca Salaborsa / BeWeB CEI</w:t>
+            </w:r>
+          </w:p>
+        </w:tc>
+      </w:tr>
+      <w:tr>
+        <w:tc>
+          <w:tcPr>
+            <w:tcW w:type="dxa" w:w="4819"/>
+          </w:tcPr>
+          <w:p>
+            <w:r>
+              <w:rPr>
+                <w:rFonts w:ascii="Arial" w:hAnsi="Arial"/>
+                <w:sz w:val="19"/>
+              </w:rPr>
+              <w:t>La transformación barroca con bóveda de cañón fue realizada en 1665 por el arquitecto Paolo Canali; el frontón superior de la fachada se completó en 1955.</w:t>
+            </w:r>
+          </w:p>
+        </w:tc>
+        <w:tc>
+          <w:tcPr>
+            <w:tcW w:type="dxa" w:w="4819"/>
+          </w:tcPr>
+          <w:p>
+            <w:r>
+              <w:rPr>
+                <w:rFonts w:ascii="Arial" w:hAnsi="Arial"/>
+                <w:sz w:val="19"/>
+              </w:rPr>
+              <w:t>Origine di Bologna (Municipio de Bolonia) / Archivo Histórico</w:t>
+            </w:r>
+          </w:p>
+        </w:tc>
+      </w:tr>
+      <w:tr>
+        <w:tc>
+          <w:tcPr>
+            <w:tcW w:type="dxa" w:w="4819"/>
+          </w:tcPr>
+          <w:p>
+            <w:r>
+              <w:rPr>
+                <w:rFonts w:ascii="Arial" w:hAnsi="Arial"/>
+                <w:sz w:val="19"/>
+              </w:rPr>
+              <w:t>La iglesia reabrió en noviembre de 2019 tras las obras de consolidación y restauración necesarias por el terremoto de 2012.</w:t>
+            </w:r>
+          </w:p>
+        </w:tc>
+        <w:tc>
+          <w:tcPr>
+            <w:tcW w:type="dxa" w:w="4819"/>
+          </w:tcPr>
+          <w:p>
+            <w:r>
+              <w:rPr>
+                <w:rFonts w:ascii="Arial" w:hAnsi="Arial"/>
+                <w:sz w:val="19"/>
+              </w:rPr>
+              <w:t>Sitio Oficial de la Basílica / Documentación de Restauración Post-Terremoto</w:t>
+            </w:r>
+          </w:p>
+        </w:tc>
+      </w:tr>
+      <w:tr>
+        <w:tc>
+          <w:tcPr>
+            <w:tcW w:type="dxa" w:w="4819"/>
+          </w:tcPr>
+          <w:p>
+            <w:r>
+              <w:rPr>
+                <w:rFonts w:ascii="Arial" w:hAnsi="Arial"/>
+                <w:sz w:val="19"/>
+              </w:rPr>
+              <w:t>Alberga la Pala de la Asunción (Nosadella y Prospero Fontana), frescos de Eliseo Fumagalli (1936-38), estucos de Angelo Gabriello Piò y lienzos de Samacchini, Tiarini, Spisanelli, Gandolfi y Guardassoni.</w:t>
+            </w:r>
+          </w:p>
+        </w:tc>
+        <w:tc>
+          <w:tcPr>
+            <w:tcW w:type="dxa" w:w="4819"/>
+          </w:tcPr>
+          <w:p>
+            <w:r>
+              <w:rPr>
+                <w:rFonts w:ascii="Arial" w:hAnsi="Arial"/>
+                <w:sz w:val="19"/>
+              </w:rPr>
+              <w:t>Ministerio de Cultura - Superintendencia de Bienes Artísticos de Bolonia</w:t>
+            </w:r>
+          </w:p>
+        </w:tc>
+      </w:tr>
+      <w:tr>
+        <w:tc>
+          <w:tcPr>
+            <w:tcW w:type="dxa" w:w="4819"/>
+          </w:tcPr>
+          <w:p>
+            <w:r>
+              <w:rPr>
+                <w:rFonts w:ascii="Arial" w:hAnsi="Arial"/>
+                <w:sz w:val="19"/>
+              </w:rPr>
+              <w:t>Conserva el antiguo "Crucifijo de Madera de Higuera" (anterior al año 1000) y una cruz viaria de piedra hallada en las excavaciones del subsuelo.</w:t>
+            </w:r>
+          </w:p>
+        </w:tc>
+        <w:tc>
+          <w:tcPr>
+            <w:tcW w:type="dxa" w:w="4819"/>
+          </w:tcPr>
+          <w:p>
+            <w:r>
+              <w:rPr>
+                <w:rFonts w:ascii="Arial" w:hAnsi="Arial"/>
+                <w:sz w:val="19"/>
+              </w:rPr>
+              <w:t>Storia e Memoria di Bologna / BeWeB CEI</w:t>
+            </w:r>
+          </w:p>
+        </w:tc>
+      </w:tr>
+    </w:tbl>
     <w:sectPr>
       <w:pgSz w:w="11906" w:h="16838"/>
       <w:pgMar w:top="1417" w:right="1134" w:bottom="1134" w:left="1134" w:header="708" w:footer="708" w:gutter="0"/>
